--- a/Azure/Prepration/azure_apps.docx
+++ b/Azure/Prepration/azure_apps.docx
@@ -18,7 +18,48 @@
         <w:t xml:space="preserve"> (PAAS)</w:t>
       </w:r>
       <w:r>
-        <w:t xml:space="preserve"> is a fully managed platform provided by Microsoft Azure that lets you build, host, and scale web applications, RESTful APIs, and mobile backends easily. It supports multiple programming languages and frameworks like .NET, Java, Node.js, Python, PHP, and Ruby.</w:t>
+        <w:t xml:space="preserve"> is a fully managed platform provided by Microsoft Azure that lets you build, host, and scale web applications, RESTful APIs, </w:t>
+      </w:r>
+      <w:r>
+        <w:t>Container service (</w:t>
+      </w:r>
+      <w:r>
+        <w:t xml:space="preserve">Single container run </w:t>
+      </w:r>
+      <w:proofErr w:type="spellStart"/>
+      <w:r>
+        <w:t>kar</w:t>
+      </w:r>
+      <w:proofErr w:type="spellEnd"/>
+      <w:r>
+        <w:t xml:space="preserve"> </w:t>
+      </w:r>
+      <w:proofErr w:type="spellStart"/>
+      <w:r>
+        <w:t>sakte</w:t>
+      </w:r>
+      <w:proofErr w:type="spellEnd"/>
+      <w:r>
+        <w:t xml:space="preserve"> </w:t>
+      </w:r>
+      <w:proofErr w:type="spellStart"/>
+      <w:proofErr w:type="gramStart"/>
+      <w:r>
+        <w:t>ho</w:t>
+      </w:r>
+      <w:proofErr w:type="spellEnd"/>
+      <w:r>
+        <w:t xml:space="preserve"> </w:t>
+      </w:r>
+      <w:r>
+        <w:t>)</w:t>
+      </w:r>
+      <w:r>
+        <w:t>and</w:t>
+      </w:r>
+      <w:proofErr w:type="gramEnd"/>
+      <w:r>
+        <w:t xml:space="preserve"> mobile backends easily. It supports multiple programming languages and frameworks like .NET, Java, Node.js, Python, PHP, and Ruby.</w:t>
       </w:r>
     </w:p>
     <w:p>
@@ -433,15 +474,7 @@
     </w:p>
     <w:p>
       <w:r>
-        <w:t xml:space="preserve">We can edit the code via online editor same </w:t>
-      </w:r>
-      <w:proofErr w:type="gramStart"/>
-      <w:r>
-        <w:t>like</w:t>
-      </w:r>
-      <w:proofErr w:type="gramEnd"/>
-      <w:r>
-        <w:t xml:space="preserve"> vs code.</w:t>
+        <w:t>We can edit the code via online editor same like vs code.</w:t>
       </w:r>
     </w:p>
     <w:p>
@@ -1922,15 +1955,7 @@
       </w:r>
       <w:r>
         <w:br/>
-        <w:t>Kudu is the advanced tool behind App Service. Access it at https://&lt;appname</w:t>
-      </w:r>
-      <w:proofErr w:type="gramStart"/>
-      <w:r>
-        <w:t>&gt;.scm.azurewebsites.net</w:t>
-      </w:r>
-      <w:proofErr w:type="gramEnd"/>
-      <w:r>
-        <w:t xml:space="preserve"> for log streaming, process explorer, console, etc.</w:t>
+        <w:t>Kudu is the advanced tool behind App Service. Access it at https://&lt;appname&gt;.scm.azurewebsites.net for log streaming, process explorer, console, etc.</w:t>
       </w:r>
     </w:p>
     <w:p>
@@ -2149,6 +2174,11 @@
       </w:r>
     </w:p>
     <w:p>
+      <w:pPr>
+        <w:pBdr>
+          <w:bottom w:val="single" w:sz="6" w:space="1" w:color="auto"/>
+        </w:pBdr>
+      </w:pPr>
       <w:r>
         <w:rPr>
           <w:b/>
@@ -2186,6 +2216,1464 @@
       <w:proofErr w:type="spellEnd"/>
       <w:r>
         <w:t xml:space="preserve"> Integration allows outbound access to private resources via a virtual network.</w:t>
+      </w:r>
+    </w:p>
+    <w:p>
+      <w:r>
+        <w:rPr>
+          <w:b/>
+          <w:bCs/>
+        </w:rPr>
+        <w:t>Azure App Service (with container)</w:t>
+      </w:r>
+      <w:r>
+        <w:t xml:space="preserve"> vs </w:t>
+      </w:r>
+      <w:r>
+        <w:rPr>
+          <w:b/>
+          <w:bCs/>
+        </w:rPr>
+        <w:t>Azure Container Apps</w:t>
+      </w:r>
+    </w:p>
+    <w:p>
+      <w:r>
+        <w:t xml:space="preserve">Dono container </w:t>
+      </w:r>
+      <w:proofErr w:type="spellStart"/>
+      <w:r>
+        <w:t>chala</w:t>
+      </w:r>
+      <w:proofErr w:type="spellEnd"/>
+      <w:r>
+        <w:t xml:space="preserve"> </w:t>
+      </w:r>
+      <w:proofErr w:type="spellStart"/>
+      <w:r>
+        <w:t>sakte</w:t>
+      </w:r>
+      <w:proofErr w:type="spellEnd"/>
+      <w:r>
+        <w:t xml:space="preserve"> hain, but </w:t>
+      </w:r>
+      <w:r>
+        <w:rPr>
+          <w:b/>
+          <w:bCs/>
+        </w:rPr>
+        <w:t xml:space="preserve">purpose </w:t>
+      </w:r>
+      <w:proofErr w:type="spellStart"/>
+      <w:r>
+        <w:rPr>
+          <w:b/>
+          <w:bCs/>
+        </w:rPr>
+        <w:t>alag</w:t>
+      </w:r>
+      <w:proofErr w:type="spellEnd"/>
+      <w:r>
+        <w:rPr>
+          <w:b/>
+          <w:bCs/>
+        </w:rPr>
+        <w:t xml:space="preserve"> </w:t>
+      </w:r>
+      <w:proofErr w:type="spellStart"/>
+      <w:r>
+        <w:rPr>
+          <w:b/>
+          <w:bCs/>
+        </w:rPr>
+        <w:t>hai</w:t>
+      </w:r>
+      <w:proofErr w:type="spellEnd"/>
+      <w:r>
+        <w:t xml:space="preserve"> </w:t>
+      </w:r>
+      <w:r>
+        <w:rPr>
+          <w:rFonts w:ascii="Segoe UI Emoji" w:hAnsi="Segoe UI Emoji" w:cs="Segoe UI Emoji"/>
+        </w:rPr>
+        <w:t>👇</w:t>
+      </w:r>
+    </w:p>
+    <w:p>
+      <w:r>
+        <w:pict w14:anchorId="575EC42C">
+          <v:rect id="_x0000_i1034" style="width:0;height:1.5pt" o:hralign="center" o:hrstd="t" o:hr="t" fillcolor="#a0a0a0" stroked="f"/>
+        </w:pict>
+      </w:r>
+    </w:p>
+    <w:p>
+      <w:pPr>
+        <w:rPr>
+          <w:b/>
+          <w:bCs/>
+        </w:rPr>
+      </w:pPr>
+      <w:r>
+        <w:rPr>
+          <w:rFonts w:ascii="Segoe UI Emoji" w:hAnsi="Segoe UI Emoji" w:cs="Segoe UI Emoji"/>
+          <w:b/>
+          <w:bCs/>
+        </w:rPr>
+        <w:lastRenderedPageBreak/>
+        <w:t>🔷</w:t>
+      </w:r>
+      <w:r>
+        <w:rPr>
+          <w:b/>
+          <w:bCs/>
+        </w:rPr>
+        <w:t xml:space="preserve"> Core Difference (simple </w:t>
+      </w:r>
+      <w:proofErr w:type="spellStart"/>
+      <w:r>
+        <w:rPr>
+          <w:b/>
+          <w:bCs/>
+        </w:rPr>
+        <w:t>samajh</w:t>
+      </w:r>
+      <w:proofErr w:type="spellEnd"/>
+      <w:r>
+        <w:rPr>
+          <w:b/>
+          <w:bCs/>
+        </w:rPr>
+        <w:t xml:space="preserve"> lo </w:t>
+      </w:r>
+      <w:r>
+        <w:rPr>
+          <w:rFonts w:ascii="Segoe UI Emoji" w:hAnsi="Segoe UI Emoji" w:cs="Segoe UI Emoji"/>
+          <w:b/>
+          <w:bCs/>
+        </w:rPr>
+        <w:t>🔥</w:t>
+      </w:r>
+      <w:r>
+        <w:rPr>
+          <w:b/>
+          <w:bCs/>
+        </w:rPr>
+        <w:t>)</w:t>
+      </w:r>
+    </w:p>
+    <w:tbl>
+      <w:tblPr>
+        <w:tblW w:w="0" w:type="auto"/>
+        <w:tblCellSpacing w:w="15" w:type="dxa"/>
+        <w:tblCellMar>
+          <w:top w:w="15" w:type="dxa"/>
+          <w:left w:w="15" w:type="dxa"/>
+          <w:bottom w:w="15" w:type="dxa"/>
+          <w:right w:w="15" w:type="dxa"/>
+        </w:tblCellMar>
+        <w:tblLook w:val="04A0" w:firstRow="1" w:lastRow="0" w:firstColumn="1" w:lastColumn="0" w:noHBand="0" w:noVBand="1"/>
+      </w:tblPr>
+      <w:tblGrid>
+        <w:gridCol w:w="1150"/>
+        <w:gridCol w:w="2470"/>
+        <w:gridCol w:w="3190"/>
+      </w:tblGrid>
+      <w:tr>
+        <w:trPr>
+          <w:tblHeader/>
+          <w:tblCellSpacing w:w="15" w:type="dxa"/>
+        </w:trPr>
+        <w:tc>
+          <w:tcPr>
+            <w:tcW w:w="0" w:type="auto"/>
+            <w:vAlign w:val="center"/>
+            <w:hideMark/>
+          </w:tcPr>
+          <w:p>
+            <w:pPr>
+              <w:rPr>
+                <w:b/>
+                <w:bCs/>
+              </w:rPr>
+            </w:pPr>
+            <w:r>
+              <w:rPr>
+                <w:b/>
+                <w:bCs/>
+              </w:rPr>
+              <w:t>Feature</w:t>
+            </w:r>
+          </w:p>
+        </w:tc>
+        <w:tc>
+          <w:tcPr>
+            <w:tcW w:w="0" w:type="auto"/>
+            <w:vAlign w:val="center"/>
+            <w:hideMark/>
+          </w:tcPr>
+          <w:p>
+            <w:pPr>
+              <w:rPr>
+                <w:b/>
+                <w:bCs/>
+              </w:rPr>
+            </w:pPr>
+            <w:r>
+              <w:rPr>
+                <w:b/>
+                <w:bCs/>
+              </w:rPr>
+              <w:t>App Service (Container)</w:t>
+            </w:r>
+          </w:p>
+        </w:tc>
+        <w:tc>
+          <w:tcPr>
+            <w:tcW w:w="0" w:type="auto"/>
+            <w:vAlign w:val="center"/>
+            <w:hideMark/>
+          </w:tcPr>
+          <w:p>
+            <w:pPr>
+              <w:rPr>
+                <w:b/>
+                <w:bCs/>
+              </w:rPr>
+            </w:pPr>
+            <w:r>
+              <w:rPr>
+                <w:b/>
+                <w:bCs/>
+              </w:rPr>
+              <w:t>Container Apps</w:t>
+            </w:r>
+          </w:p>
+        </w:tc>
+      </w:tr>
+      <w:tr>
+        <w:trPr>
+          <w:tblCellSpacing w:w="15" w:type="dxa"/>
+        </w:trPr>
+        <w:tc>
+          <w:tcPr>
+            <w:tcW w:w="0" w:type="auto"/>
+            <w:vAlign w:val="center"/>
+            <w:hideMark/>
+          </w:tcPr>
+          <w:p>
+            <w:r>
+              <w:t>Type</w:t>
+            </w:r>
+          </w:p>
+        </w:tc>
+        <w:tc>
+          <w:tcPr>
+            <w:tcW w:w="0" w:type="auto"/>
+            <w:vAlign w:val="center"/>
+            <w:hideMark/>
+          </w:tcPr>
+          <w:p>
+            <w:r>
+              <w:t>PaaS (Web apps focused)</w:t>
+            </w:r>
+          </w:p>
+        </w:tc>
+        <w:tc>
+          <w:tcPr>
+            <w:tcW w:w="0" w:type="auto"/>
+            <w:vAlign w:val="center"/>
+            <w:hideMark/>
+          </w:tcPr>
+          <w:p>
+            <w:r>
+              <w:t>Serverless containers</w:t>
+            </w:r>
+          </w:p>
+        </w:tc>
+      </w:tr>
+      <w:tr>
+        <w:trPr>
+          <w:tblCellSpacing w:w="15" w:type="dxa"/>
+        </w:trPr>
+        <w:tc>
+          <w:tcPr>
+            <w:tcW w:w="0" w:type="auto"/>
+            <w:vAlign w:val="center"/>
+            <w:hideMark/>
+          </w:tcPr>
+          <w:p>
+            <w:r>
+              <w:t>Use case</w:t>
+            </w:r>
+          </w:p>
+        </w:tc>
+        <w:tc>
+          <w:tcPr>
+            <w:tcW w:w="0" w:type="auto"/>
+            <w:vAlign w:val="center"/>
+            <w:hideMark/>
+          </w:tcPr>
+          <w:p>
+            <w:r>
+              <w:t>Web/API hosting</w:t>
+            </w:r>
+          </w:p>
+        </w:tc>
+        <w:tc>
+          <w:tcPr>
+            <w:tcW w:w="0" w:type="auto"/>
+            <w:vAlign w:val="center"/>
+            <w:hideMark/>
+          </w:tcPr>
+          <w:p>
+            <w:r>
+              <w:t>Microservices / event-driven</w:t>
+            </w:r>
+          </w:p>
+        </w:tc>
+      </w:tr>
+      <w:tr>
+        <w:trPr>
+          <w:tblCellSpacing w:w="15" w:type="dxa"/>
+        </w:trPr>
+        <w:tc>
+          <w:tcPr>
+            <w:tcW w:w="0" w:type="auto"/>
+            <w:vAlign w:val="center"/>
+            <w:hideMark/>
+          </w:tcPr>
+          <w:p>
+            <w:r>
+              <w:t>Scaling</w:t>
+            </w:r>
+          </w:p>
+        </w:tc>
+        <w:tc>
+          <w:tcPr>
+            <w:tcW w:w="0" w:type="auto"/>
+            <w:vAlign w:val="center"/>
+            <w:hideMark/>
+          </w:tcPr>
+          <w:p>
+            <w:r>
+              <w:t xml:space="preserve">Basic </w:t>
+            </w:r>
+            <w:proofErr w:type="spellStart"/>
+            <w:r>
+              <w:t>autoscale</w:t>
+            </w:r>
+            <w:proofErr w:type="spellEnd"/>
+          </w:p>
+        </w:tc>
+        <w:tc>
+          <w:tcPr>
+            <w:tcW w:w="0" w:type="auto"/>
+            <w:vAlign w:val="center"/>
+            <w:hideMark/>
+          </w:tcPr>
+          <w:p>
+            <w:r>
+              <w:t xml:space="preserve">KEDA-based (event-driven </w:t>
+            </w:r>
+            <w:r>
+              <w:rPr>
+                <w:rFonts w:ascii="Segoe UI Emoji" w:hAnsi="Segoe UI Emoji" w:cs="Segoe UI Emoji"/>
+              </w:rPr>
+              <w:t>🔥</w:t>
+            </w:r>
+            <w:r>
+              <w:t>)</w:t>
+            </w:r>
+          </w:p>
+        </w:tc>
+      </w:tr>
+      <w:tr>
+        <w:trPr>
+          <w:tblCellSpacing w:w="15" w:type="dxa"/>
+        </w:trPr>
+        <w:tc>
+          <w:tcPr>
+            <w:tcW w:w="0" w:type="auto"/>
+            <w:vAlign w:val="center"/>
+            <w:hideMark/>
+          </w:tcPr>
+          <w:p>
+            <w:r>
+              <w:t>Traffic</w:t>
+            </w:r>
+          </w:p>
+        </w:tc>
+        <w:tc>
+          <w:tcPr>
+            <w:tcW w:w="0" w:type="auto"/>
+            <w:vAlign w:val="center"/>
+            <w:hideMark/>
+          </w:tcPr>
+          <w:p>
+            <w:r>
+              <w:t>HTTP only</w:t>
+            </w:r>
+          </w:p>
+        </w:tc>
+        <w:tc>
+          <w:tcPr>
+            <w:tcW w:w="0" w:type="auto"/>
+            <w:vAlign w:val="center"/>
+            <w:hideMark/>
+          </w:tcPr>
+          <w:p>
+            <w:r>
+              <w:t xml:space="preserve">HTTP + events (queue, </w:t>
+            </w:r>
+            <w:proofErr w:type="spellStart"/>
+            <w:r>
+              <w:t>kafka</w:t>
+            </w:r>
+            <w:proofErr w:type="spellEnd"/>
+            <w:r>
+              <w:t xml:space="preserve"> etc.)</w:t>
+            </w:r>
+          </w:p>
+        </w:tc>
+      </w:tr>
+      <w:tr>
+        <w:trPr>
+          <w:tblCellSpacing w:w="15" w:type="dxa"/>
+        </w:trPr>
+        <w:tc>
+          <w:tcPr>
+            <w:tcW w:w="0" w:type="auto"/>
+            <w:vAlign w:val="center"/>
+            <w:hideMark/>
+          </w:tcPr>
+          <w:p>
+            <w:r>
+              <w:t>Complexity</w:t>
+            </w:r>
+          </w:p>
+        </w:tc>
+        <w:tc>
+          <w:tcPr>
+            <w:tcW w:w="0" w:type="auto"/>
+            <w:vAlign w:val="center"/>
+            <w:hideMark/>
+          </w:tcPr>
+          <w:p>
+            <w:r>
+              <w:t>Simple</w:t>
+            </w:r>
+          </w:p>
+        </w:tc>
+        <w:tc>
+          <w:tcPr>
+            <w:tcW w:w="0" w:type="auto"/>
+            <w:vAlign w:val="center"/>
+            <w:hideMark/>
+          </w:tcPr>
+          <w:p>
+            <w:r>
+              <w:t>Medium</w:t>
+            </w:r>
+          </w:p>
+        </w:tc>
+      </w:tr>
+    </w:tbl>
+    <w:p>
+      <w:r>
+        <w:pict w14:anchorId="6998A512">
+          <v:rect id="_x0000_i1035" style="width:0;height:1.5pt" o:hralign="center" o:hrstd="t" o:hr="t" fillcolor="#a0a0a0" stroked="f"/>
+        </w:pict>
+      </w:r>
+    </w:p>
+    <w:p>
+      <w:pPr>
+        <w:rPr>
+          <w:b/>
+          <w:bCs/>
+        </w:rPr>
+      </w:pPr>
+      <w:r>
+        <w:rPr>
+          <w:rFonts w:ascii="Segoe UI Emoji" w:hAnsi="Segoe UI Emoji" w:cs="Segoe UI Emoji"/>
+          <w:b/>
+          <w:bCs/>
+        </w:rPr>
+        <w:t>🔷</w:t>
+      </w:r>
+      <w:r>
+        <w:rPr>
+          <w:b/>
+          <w:bCs/>
+        </w:rPr>
+        <w:t xml:space="preserve"> 1. App Service me container kyu use </w:t>
+      </w:r>
+      <w:proofErr w:type="spellStart"/>
+      <w:r>
+        <w:rPr>
+          <w:b/>
+          <w:bCs/>
+        </w:rPr>
+        <w:t>kare</w:t>
+      </w:r>
+      <w:proofErr w:type="spellEnd"/>
+      <w:r>
+        <w:rPr>
+          <w:b/>
+          <w:bCs/>
+        </w:rPr>
+        <w:t>?</w:t>
+      </w:r>
+    </w:p>
+    <w:p>
+      <w:r>
+        <w:rPr>
+          <w:rFonts w:ascii="Segoe UI Emoji" w:hAnsi="Segoe UI Emoji" w:cs="Segoe UI Emoji"/>
+        </w:rPr>
+        <w:t>👉</w:t>
+      </w:r>
+      <w:r>
+        <w:t xml:space="preserve"> Jab tum:</w:t>
+      </w:r>
+    </w:p>
+    <w:p>
+      <w:pPr>
+        <w:numPr>
+          <w:ilvl w:val="0"/>
+          <w:numId w:val="18"/>
+        </w:numPr>
+      </w:pPr>
+      <w:r>
+        <w:t xml:space="preserve">Simple web app/API run </w:t>
+      </w:r>
+      <w:proofErr w:type="spellStart"/>
+      <w:r>
+        <w:t>kar</w:t>
+      </w:r>
+      <w:proofErr w:type="spellEnd"/>
+      <w:r>
+        <w:t xml:space="preserve"> </w:t>
+      </w:r>
+      <w:proofErr w:type="spellStart"/>
+      <w:r>
+        <w:t>rahe</w:t>
+      </w:r>
+      <w:proofErr w:type="spellEnd"/>
+      <w:r>
+        <w:t xml:space="preserve"> </w:t>
+      </w:r>
+      <w:proofErr w:type="spellStart"/>
+      <w:r>
+        <w:t>ho</w:t>
+      </w:r>
+      <w:proofErr w:type="spellEnd"/>
+      <w:r>
+        <w:t xml:space="preserve"> </w:t>
+      </w:r>
+    </w:p>
+    <w:p>
+      <w:pPr>
+        <w:numPr>
+          <w:ilvl w:val="0"/>
+          <w:numId w:val="18"/>
+        </w:numPr>
+      </w:pPr>
+      <w:r>
+        <w:t xml:space="preserve">Already Docker use </w:t>
+      </w:r>
+      <w:proofErr w:type="spellStart"/>
+      <w:r>
+        <w:t>karte</w:t>
+      </w:r>
+      <w:proofErr w:type="spellEnd"/>
+      <w:r>
+        <w:t xml:space="preserve"> </w:t>
+      </w:r>
+      <w:proofErr w:type="spellStart"/>
+      <w:r>
+        <w:t>ho</w:t>
+      </w:r>
+      <w:proofErr w:type="spellEnd"/>
+      <w:r>
+        <w:t xml:space="preserve"> </w:t>
+      </w:r>
+    </w:p>
+    <w:p>
+      <w:pPr>
+        <w:numPr>
+          <w:ilvl w:val="0"/>
+          <w:numId w:val="18"/>
+        </w:numPr>
+      </w:pPr>
+      <w:r>
+        <w:t xml:space="preserve">But Kubernetes </w:t>
+      </w:r>
+      <w:proofErr w:type="spellStart"/>
+      <w:r>
+        <w:t>nahi</w:t>
+      </w:r>
+      <w:proofErr w:type="spellEnd"/>
+      <w:r>
+        <w:t xml:space="preserve"> </w:t>
+      </w:r>
+      <w:proofErr w:type="spellStart"/>
+      <w:r>
+        <w:t>chahte</w:t>
+      </w:r>
+      <w:proofErr w:type="spellEnd"/>
+      <w:r>
+        <w:t xml:space="preserve"> </w:t>
+      </w:r>
+    </w:p>
+    <w:p>
+      <w:r>
+        <w:rPr>
+          <w:rFonts w:ascii="Segoe UI Emoji" w:hAnsi="Segoe UI Emoji" w:cs="Segoe UI Emoji"/>
+        </w:rPr>
+        <w:t>👉</w:t>
+      </w:r>
+      <w:r>
+        <w:t xml:space="preserve"> Example:</w:t>
+      </w:r>
+    </w:p>
+    <w:p>
+      <w:pPr>
+        <w:numPr>
+          <w:ilvl w:val="0"/>
+          <w:numId w:val="19"/>
+        </w:numPr>
+      </w:pPr>
+      <w:r>
+        <w:t xml:space="preserve">Node API container → deploy → done </w:t>
+      </w:r>
+    </w:p>
+    <w:p>
+      <w:pPr>
+        <w:numPr>
+          <w:ilvl w:val="0"/>
+          <w:numId w:val="19"/>
+        </w:numPr>
+      </w:pPr>
+      <w:r>
+        <w:t xml:space="preserve">No infra headache </w:t>
+      </w:r>
+    </w:p>
+    <w:p>
+      <w:r>
+        <w:pict w14:anchorId="2001A29F">
+          <v:rect id="_x0000_i1036" style="width:0;height:1.5pt" o:hralign="center" o:hrstd="t" o:hr="t" fillcolor="#a0a0a0" stroked="f"/>
+        </w:pict>
+      </w:r>
+    </w:p>
+    <w:p>
+      <w:pPr>
+        <w:rPr>
+          <w:b/>
+          <w:bCs/>
+        </w:rPr>
+      </w:pPr>
+      <w:r>
+        <w:rPr>
+          <w:rFonts w:ascii="Segoe UI Emoji" w:hAnsi="Segoe UI Emoji" w:cs="Segoe UI Emoji"/>
+          <w:b/>
+          <w:bCs/>
+        </w:rPr>
+        <w:t>🔷</w:t>
+      </w:r>
+      <w:r>
+        <w:rPr>
+          <w:b/>
+          <w:bCs/>
+        </w:rPr>
+        <w:t xml:space="preserve"> 2. Container Apps </w:t>
+      </w:r>
+      <w:proofErr w:type="spellStart"/>
+      <w:r>
+        <w:rPr>
+          <w:b/>
+          <w:bCs/>
+        </w:rPr>
+        <w:t>kab</w:t>
+      </w:r>
+      <w:proofErr w:type="spellEnd"/>
+      <w:r>
+        <w:rPr>
+          <w:b/>
+          <w:bCs/>
+        </w:rPr>
+        <w:t xml:space="preserve"> use </w:t>
+      </w:r>
+      <w:proofErr w:type="spellStart"/>
+      <w:r>
+        <w:rPr>
+          <w:b/>
+          <w:bCs/>
+        </w:rPr>
+        <w:t>kare</w:t>
+      </w:r>
+      <w:proofErr w:type="spellEnd"/>
+      <w:r>
+        <w:rPr>
+          <w:b/>
+          <w:bCs/>
+        </w:rPr>
+        <w:t>?</w:t>
+      </w:r>
+    </w:p>
+    <w:p>
+      <w:r>
+        <w:rPr>
+          <w:rFonts w:ascii="Segoe UI Emoji" w:hAnsi="Segoe UI Emoji" w:cs="Segoe UI Emoji"/>
+        </w:rPr>
+        <w:t>👉</w:t>
+      </w:r>
+      <w:r>
+        <w:t xml:space="preserve"> Jab tum:</w:t>
+      </w:r>
+    </w:p>
+    <w:p>
+      <w:pPr>
+        <w:numPr>
+          <w:ilvl w:val="0"/>
+          <w:numId w:val="20"/>
+        </w:numPr>
+      </w:pPr>
+      <w:r>
+        <w:t xml:space="preserve">Microservices </w:t>
+      </w:r>
+      <w:proofErr w:type="spellStart"/>
+      <w:r>
+        <w:t>bana</w:t>
+      </w:r>
+      <w:proofErr w:type="spellEnd"/>
+      <w:r>
+        <w:t xml:space="preserve"> </w:t>
+      </w:r>
+      <w:proofErr w:type="spellStart"/>
+      <w:r>
+        <w:t>rahe</w:t>
+      </w:r>
+      <w:proofErr w:type="spellEnd"/>
+      <w:r>
+        <w:t xml:space="preserve"> </w:t>
+      </w:r>
+      <w:proofErr w:type="spellStart"/>
+      <w:r>
+        <w:t>ho</w:t>
+      </w:r>
+      <w:proofErr w:type="spellEnd"/>
+      <w:r>
+        <w:t xml:space="preserve"> </w:t>
+      </w:r>
+    </w:p>
+    <w:p>
+      <w:pPr>
+        <w:numPr>
+          <w:ilvl w:val="0"/>
+          <w:numId w:val="20"/>
+        </w:numPr>
+      </w:pPr>
+      <w:r>
+        <w:t xml:space="preserve">Event-based scaling </w:t>
+      </w:r>
+      <w:proofErr w:type="spellStart"/>
+      <w:r>
+        <w:t>chahiye</w:t>
+      </w:r>
+      <w:proofErr w:type="spellEnd"/>
+      <w:r>
+        <w:t xml:space="preserve"> (queue, Kafka) </w:t>
+      </w:r>
+    </w:p>
+    <w:p>
+      <w:pPr>
+        <w:numPr>
+          <w:ilvl w:val="0"/>
+          <w:numId w:val="20"/>
+        </w:numPr>
+      </w:pPr>
+      <w:r>
+        <w:t xml:space="preserve">Scale to </w:t>
+      </w:r>
+      <w:r>
+        <w:rPr>
+          <w:b/>
+          <w:bCs/>
+        </w:rPr>
+        <w:t>zero</w:t>
+      </w:r>
+      <w:r>
+        <w:t xml:space="preserve"> </w:t>
+      </w:r>
+      <w:proofErr w:type="spellStart"/>
+      <w:r>
+        <w:t>chahiye</w:t>
+      </w:r>
+      <w:proofErr w:type="spellEnd"/>
+      <w:r>
+        <w:t xml:space="preserve"> </w:t>
+      </w:r>
+      <w:r>
+        <w:rPr>
+          <w:rFonts w:ascii="Segoe UI Emoji" w:hAnsi="Segoe UI Emoji" w:cs="Segoe UI Emoji"/>
+        </w:rPr>
+        <w:t>🔥</w:t>
+      </w:r>
+      <w:r>
+        <w:t xml:space="preserve"> </w:t>
+      </w:r>
+    </w:p>
+    <w:p>
+      <w:r>
+        <w:rPr>
+          <w:rFonts w:ascii="Segoe UI Emoji" w:hAnsi="Segoe UI Emoji" w:cs="Segoe UI Emoji"/>
+        </w:rPr>
+        <w:t>👉</w:t>
+      </w:r>
+      <w:r>
+        <w:t xml:space="preserve"> Example:</w:t>
+      </w:r>
+    </w:p>
+    <w:p>
+      <w:pPr>
+        <w:numPr>
+          <w:ilvl w:val="0"/>
+          <w:numId w:val="21"/>
+        </w:numPr>
+      </w:pPr>
+      <w:r>
+        <w:t xml:space="preserve">Queue me message </w:t>
+      </w:r>
+      <w:proofErr w:type="spellStart"/>
+      <w:r>
+        <w:t>aaya</w:t>
+      </w:r>
+      <w:proofErr w:type="spellEnd"/>
+      <w:r>
+        <w:t xml:space="preserve"> → container auto start </w:t>
+      </w:r>
+    </w:p>
+    <w:p>
+      <w:pPr>
+        <w:numPr>
+          <w:ilvl w:val="0"/>
+          <w:numId w:val="21"/>
+        </w:numPr>
+      </w:pPr>
+      <w:r>
+        <w:t xml:space="preserve">No traffic → scale to 0 </w:t>
+      </w:r>
+    </w:p>
+    <w:p>
+      <w:r>
+        <w:pict w14:anchorId="79C863A2">
+          <v:rect id="_x0000_i1037" style="width:0;height:1.5pt" o:hralign="center" o:hrstd="t" o:hr="t" fillcolor="#a0a0a0" stroked="f"/>
+        </w:pict>
+      </w:r>
+    </w:p>
+    <w:p>
+      <w:pPr>
+        <w:rPr>
+          <w:b/>
+          <w:bCs/>
+        </w:rPr>
+      </w:pPr>
+      <w:r>
+        <w:rPr>
+          <w:rFonts w:ascii="Segoe UI Emoji" w:hAnsi="Segoe UI Emoji" w:cs="Segoe UI Emoji"/>
+          <w:b/>
+          <w:bCs/>
+        </w:rPr>
+        <w:t>🔷</w:t>
+      </w:r>
+      <w:r>
+        <w:rPr>
+          <w:b/>
+          <w:bCs/>
+        </w:rPr>
+        <w:t xml:space="preserve"> 3. Scaling difference (Important </w:t>
+      </w:r>
+      <w:r>
+        <w:rPr>
+          <w:rFonts w:ascii="Segoe UI Emoji" w:hAnsi="Segoe UI Emoji" w:cs="Segoe UI Emoji"/>
+          <w:b/>
+          <w:bCs/>
+        </w:rPr>
+        <w:t>🔥</w:t>
+      </w:r>
+      <w:r>
+        <w:rPr>
+          <w:b/>
+          <w:bCs/>
+        </w:rPr>
+        <w:t>)</w:t>
+      </w:r>
+    </w:p>
+    <w:p>
+      <w:pPr>
+        <w:rPr>
+          <w:b/>
+          <w:bCs/>
+        </w:rPr>
+      </w:pPr>
+      <w:r>
+        <w:rPr>
+          <w:b/>
+          <w:bCs/>
+        </w:rPr>
+        <w:t>App Service:</w:t>
+      </w:r>
+    </w:p>
+    <w:p>
+      <w:pPr>
+        <w:numPr>
+          <w:ilvl w:val="0"/>
+          <w:numId w:val="22"/>
+        </w:numPr>
+      </w:pPr>
+      <w:r>
+        <w:t xml:space="preserve">CPU / memory based </w:t>
+      </w:r>
+    </w:p>
+    <w:p>
+      <w:pPr>
+        <w:numPr>
+          <w:ilvl w:val="0"/>
+          <w:numId w:val="22"/>
+        </w:numPr>
+      </w:pPr>
+      <w:r>
+        <w:lastRenderedPageBreak/>
+        <w:t xml:space="preserve">Always at least 1 instance </w:t>
+      </w:r>
+    </w:p>
+    <w:p>
+      <w:pPr>
+        <w:rPr>
+          <w:b/>
+          <w:bCs/>
+        </w:rPr>
+      </w:pPr>
+      <w:r>
+        <w:rPr>
+          <w:b/>
+          <w:bCs/>
+        </w:rPr>
+        <w:t>Container Apps:</w:t>
+      </w:r>
+    </w:p>
+    <w:p>
+      <w:pPr>
+        <w:numPr>
+          <w:ilvl w:val="0"/>
+          <w:numId w:val="23"/>
+        </w:numPr>
+      </w:pPr>
+      <w:r>
+        <w:t xml:space="preserve">KEDA scaling </w:t>
+      </w:r>
+    </w:p>
+    <w:p>
+      <w:pPr>
+        <w:numPr>
+          <w:ilvl w:val="0"/>
+          <w:numId w:val="23"/>
+        </w:numPr>
+      </w:pPr>
+      <w:r>
+        <w:t xml:space="preserve">HTTP + queue triggers </w:t>
+      </w:r>
+    </w:p>
+    <w:p>
+      <w:pPr>
+        <w:numPr>
+          <w:ilvl w:val="0"/>
+          <w:numId w:val="23"/>
+        </w:numPr>
+      </w:pPr>
+      <w:r>
+        <w:t xml:space="preserve">0 → N scaling </w:t>
+      </w:r>
+    </w:p>
+    <w:p>
+      <w:r>
+        <w:pict w14:anchorId="17A32EB2">
+          <v:rect id="_x0000_i1038" style="width:0;height:1.5pt" o:hralign="center" o:hrstd="t" o:hr="t" fillcolor="#a0a0a0" stroked="f"/>
+        </w:pict>
+      </w:r>
+    </w:p>
+    <w:p>
+      <w:pPr>
+        <w:rPr>
+          <w:b/>
+          <w:bCs/>
+        </w:rPr>
+      </w:pPr>
+      <w:r>
+        <w:rPr>
+          <w:rFonts w:ascii="Segoe UI Emoji" w:hAnsi="Segoe UI Emoji" w:cs="Segoe UI Emoji"/>
+          <w:b/>
+          <w:bCs/>
+        </w:rPr>
+        <w:t>🔷</w:t>
+      </w:r>
+      <w:r>
+        <w:rPr>
+          <w:b/>
+          <w:bCs/>
+        </w:rPr>
+        <w:t xml:space="preserve"> 4. Networking difference</w:t>
+      </w:r>
+    </w:p>
+    <w:p>
+      <w:pPr>
+        <w:rPr>
+          <w:b/>
+          <w:bCs/>
+        </w:rPr>
+      </w:pPr>
+      <w:r>
+        <w:rPr>
+          <w:b/>
+          <w:bCs/>
+        </w:rPr>
+        <w:t>App Service:</w:t>
+      </w:r>
+    </w:p>
+    <w:p>
+      <w:pPr>
+        <w:numPr>
+          <w:ilvl w:val="0"/>
+          <w:numId w:val="24"/>
+        </w:numPr>
+      </w:pPr>
+      <w:r>
+        <w:t xml:space="preserve">Simple public endpoint </w:t>
+      </w:r>
+    </w:p>
+    <w:p>
+      <w:pPr>
+        <w:numPr>
+          <w:ilvl w:val="0"/>
+          <w:numId w:val="24"/>
+        </w:numPr>
+      </w:pPr>
+      <w:r>
+        <w:t xml:space="preserve">Easy SSL </w:t>
+      </w:r>
+    </w:p>
+    <w:p>
+      <w:pPr>
+        <w:rPr>
+          <w:b/>
+          <w:bCs/>
+        </w:rPr>
+      </w:pPr>
+      <w:r>
+        <w:rPr>
+          <w:b/>
+          <w:bCs/>
+        </w:rPr>
+        <w:t>Container Apps:</w:t>
+      </w:r>
+    </w:p>
+    <w:p>
+      <w:pPr>
+        <w:numPr>
+          <w:ilvl w:val="0"/>
+          <w:numId w:val="25"/>
+        </w:numPr>
+      </w:pPr>
+      <w:r>
+        <w:t xml:space="preserve">Internal + external ingress </w:t>
+      </w:r>
+    </w:p>
+    <w:p>
+      <w:pPr>
+        <w:numPr>
+          <w:ilvl w:val="0"/>
+          <w:numId w:val="25"/>
+        </w:numPr>
+      </w:pPr>
+      <w:r>
+        <w:t xml:space="preserve">More flexible </w:t>
+      </w:r>
+    </w:p>
+    <w:p>
+      <w:r>
+        <w:pict w14:anchorId="6A432B6B">
+          <v:rect id="_x0000_i1039" style="width:0;height:1.5pt" o:hralign="center" o:hrstd="t" o:hr="t" fillcolor="#a0a0a0" stroked="f"/>
+        </w:pict>
+      </w:r>
+    </w:p>
+    <w:p>
+      <w:pPr>
+        <w:rPr>
+          <w:b/>
+          <w:bCs/>
+        </w:rPr>
+      </w:pPr>
+      <w:r>
+        <w:rPr>
+          <w:rFonts w:ascii="Segoe UI Emoji" w:hAnsi="Segoe UI Emoji" w:cs="Segoe UI Emoji"/>
+          <w:b/>
+          <w:bCs/>
+        </w:rPr>
+        <w:t>🔷</w:t>
+      </w:r>
+      <w:r>
+        <w:rPr>
+          <w:b/>
+          <w:bCs/>
+        </w:rPr>
+        <w:t xml:space="preserve"> 5. Real-world decision </w:t>
+      </w:r>
+      <w:r>
+        <w:rPr>
+          <w:rFonts w:ascii="Segoe UI Emoji" w:hAnsi="Segoe UI Emoji" w:cs="Segoe UI Emoji"/>
+          <w:b/>
+          <w:bCs/>
+        </w:rPr>
+        <w:t>🔥</w:t>
+      </w:r>
+    </w:p>
+    <w:p>
+      <w:r>
+        <w:rPr>
+          <w:rFonts w:ascii="Segoe UI Emoji" w:hAnsi="Segoe UI Emoji" w:cs="Segoe UI Emoji"/>
+        </w:rPr>
+        <w:t>👉</w:t>
+      </w:r>
+      <w:r>
+        <w:t xml:space="preserve"> Use </w:t>
+      </w:r>
+      <w:r>
+        <w:rPr>
+          <w:b/>
+          <w:bCs/>
+        </w:rPr>
+        <w:t>App Service (container)</w:t>
+      </w:r>
+      <w:r>
+        <w:t xml:space="preserve"> when:</w:t>
+      </w:r>
+    </w:p>
+    <w:p>
+      <w:pPr>
+        <w:numPr>
+          <w:ilvl w:val="0"/>
+          <w:numId w:val="26"/>
+        </w:numPr>
+      </w:pPr>
+      <w:r>
+        <w:t xml:space="preserve">Web app </w:t>
+      </w:r>
+      <w:proofErr w:type="spellStart"/>
+      <w:r>
+        <w:t>hai</w:t>
+      </w:r>
+      <w:proofErr w:type="spellEnd"/>
+      <w:r>
+        <w:t xml:space="preserve"> (frontend/backend) </w:t>
+      </w:r>
+    </w:p>
+    <w:p>
+      <w:pPr>
+        <w:numPr>
+          <w:ilvl w:val="0"/>
+          <w:numId w:val="26"/>
+        </w:numPr>
+      </w:pPr>
+      <w:r>
+        <w:t xml:space="preserve">Simplicity </w:t>
+      </w:r>
+      <w:proofErr w:type="spellStart"/>
+      <w:r>
+        <w:t>chahiye</w:t>
+      </w:r>
+      <w:proofErr w:type="spellEnd"/>
+      <w:r>
+        <w:t xml:space="preserve"> </w:t>
+      </w:r>
+    </w:p>
+    <w:p>
+      <w:pPr>
+        <w:numPr>
+          <w:ilvl w:val="0"/>
+          <w:numId w:val="26"/>
+        </w:numPr>
+      </w:pPr>
+      <w:r>
+        <w:t xml:space="preserve">DevOps overhead </w:t>
+      </w:r>
+      <w:proofErr w:type="spellStart"/>
+      <w:r>
+        <w:t>kam</w:t>
+      </w:r>
+      <w:proofErr w:type="spellEnd"/>
+      <w:r>
+        <w:t xml:space="preserve"> </w:t>
+      </w:r>
+    </w:p>
+    <w:p>
+      <w:r>
+        <w:rPr>
+          <w:rFonts w:ascii="Segoe UI Emoji" w:hAnsi="Segoe UI Emoji" w:cs="Segoe UI Emoji"/>
+        </w:rPr>
+        <w:t>👉</w:t>
+      </w:r>
+      <w:r>
+        <w:t xml:space="preserve"> Use </w:t>
+      </w:r>
+      <w:r>
+        <w:rPr>
+          <w:b/>
+          <w:bCs/>
+        </w:rPr>
+        <w:t>Container Apps</w:t>
+      </w:r>
+      <w:r>
+        <w:t xml:space="preserve"> when:</w:t>
+      </w:r>
+    </w:p>
+    <w:p>
+      <w:pPr>
+        <w:numPr>
+          <w:ilvl w:val="0"/>
+          <w:numId w:val="27"/>
+        </w:numPr>
+      </w:pPr>
+      <w:r>
+        <w:t xml:space="preserve">Event-driven workloads </w:t>
+      </w:r>
+    </w:p>
+    <w:p>
+      <w:pPr>
+        <w:numPr>
+          <w:ilvl w:val="0"/>
+          <w:numId w:val="27"/>
+        </w:numPr>
+      </w:pPr>
+      <w:r>
+        <w:t xml:space="preserve">Background jobs </w:t>
+      </w:r>
+    </w:p>
+    <w:p>
+      <w:pPr>
+        <w:numPr>
+          <w:ilvl w:val="0"/>
+          <w:numId w:val="27"/>
+        </w:numPr>
+      </w:pPr>
+      <w:r>
+        <w:t xml:space="preserve">Microservices </w:t>
+      </w:r>
+    </w:p>
+    <w:p>
+      <w:r>
+        <w:pict w14:anchorId="2DE59006">
+          <v:rect id="_x0000_i1040" style="width:0;height:1.5pt" o:hralign="center" o:hrstd="t" o:hr="t" fillcolor="#a0a0a0" stroked="f"/>
+        </w:pict>
+      </w:r>
+    </w:p>
+    <w:p>
+      <w:pPr>
+        <w:rPr>
+          <w:b/>
+          <w:bCs/>
+        </w:rPr>
+      </w:pPr>
+      <w:r>
+        <w:rPr>
+          <w:rFonts w:ascii="Segoe UI Emoji" w:hAnsi="Segoe UI Emoji" w:cs="Segoe UI Emoji"/>
+          <w:b/>
+          <w:bCs/>
+        </w:rPr>
+        <w:t>🔷</w:t>
+      </w:r>
+      <w:r>
+        <w:rPr>
+          <w:b/>
+          <w:bCs/>
+        </w:rPr>
+        <w:t xml:space="preserve"> 6. AKS vs </w:t>
+      </w:r>
+      <w:proofErr w:type="spellStart"/>
+      <w:r>
+        <w:rPr>
+          <w:b/>
+          <w:bCs/>
+        </w:rPr>
+        <w:t>dono</w:t>
+      </w:r>
+      <w:proofErr w:type="spellEnd"/>
+      <w:r>
+        <w:rPr>
+          <w:b/>
+          <w:bCs/>
+        </w:rPr>
+        <w:t xml:space="preserve"> ka position</w:t>
+      </w:r>
+    </w:p>
+    <w:p>
+      <w:pPr>
+        <w:numPr>
+          <w:ilvl w:val="0"/>
+          <w:numId w:val="28"/>
+        </w:numPr>
+      </w:pPr>
+      <w:r>
+        <w:t xml:space="preserve">App Service → simplest </w:t>
+      </w:r>
+    </w:p>
+    <w:p>
+      <w:pPr>
+        <w:numPr>
+          <w:ilvl w:val="0"/>
+          <w:numId w:val="28"/>
+        </w:numPr>
+      </w:pPr>
+      <w:r>
+        <w:t xml:space="preserve">Container Apps → middle </w:t>
+      </w:r>
+    </w:p>
+    <w:p>
+      <w:pPr>
+        <w:numPr>
+          <w:ilvl w:val="0"/>
+          <w:numId w:val="28"/>
+        </w:numPr>
+      </w:pPr>
+      <w:r>
+        <w:t xml:space="preserve">AKS → full control </w:t>
+      </w:r>
+    </w:p>
+    <w:p>
+      <w:r>
+        <w:pict w14:anchorId="5AD2FC16">
+          <v:rect id="_x0000_i1041" style="width:0;height:1.5pt" o:hralign="center" o:hrstd="t" o:hr="t" fillcolor="#a0a0a0" stroked="f"/>
+        </w:pict>
+      </w:r>
+    </w:p>
+    <w:p>
+      <w:pPr>
+        <w:rPr>
+          <w:b/>
+          <w:bCs/>
+        </w:rPr>
+      </w:pPr>
+      <w:r>
+        <w:rPr>
+          <w:rFonts w:ascii="Segoe UI Emoji" w:hAnsi="Segoe UI Emoji" w:cs="Segoe UI Emoji"/>
+          <w:b/>
+          <w:bCs/>
+        </w:rPr>
+        <w:t>🔷</w:t>
+      </w:r>
+      <w:r>
+        <w:rPr>
+          <w:b/>
+          <w:bCs/>
+        </w:rPr>
+        <w:t xml:space="preserve"> Real analogy </w:t>
+      </w:r>
+      <w:r>
+        <w:rPr>
+          <w:rFonts w:ascii="Segoe UI Emoji" w:hAnsi="Segoe UI Emoji" w:cs="Segoe UI Emoji"/>
+          <w:b/>
+          <w:bCs/>
+        </w:rPr>
+        <w:t>🔥</w:t>
+      </w:r>
+    </w:p>
+    <w:p>
+      <w:pPr>
+        <w:numPr>
+          <w:ilvl w:val="0"/>
+          <w:numId w:val="29"/>
+        </w:numPr>
+      </w:pPr>
+      <w:r>
+        <w:lastRenderedPageBreak/>
+        <w:t xml:space="preserve">App Service → “managed web hosting” </w:t>
+      </w:r>
+    </w:p>
+    <w:p>
+      <w:pPr>
+        <w:numPr>
+          <w:ilvl w:val="0"/>
+          <w:numId w:val="29"/>
+        </w:numPr>
+      </w:pPr>
+      <w:r>
+        <w:t xml:space="preserve">Container Apps → “serverless containers” </w:t>
+      </w:r>
+    </w:p>
+    <w:p>
+      <w:pPr>
+        <w:numPr>
+          <w:ilvl w:val="0"/>
+          <w:numId w:val="29"/>
+        </w:numPr>
+      </w:pPr>
+      <w:r>
+        <w:t xml:space="preserve">AKS → “full Kubernetes cluster” </w:t>
+      </w:r>
+    </w:p>
+    <w:p>
+      <w:r>
+        <w:pict w14:anchorId="6B1DC3E3">
+          <v:rect id="_x0000_i1042" style="width:0;height:1.5pt" o:hralign="center" o:hrstd="t" o:hr="t" fillcolor="#a0a0a0" stroked="f"/>
+        </w:pict>
+      </w:r>
+    </w:p>
+    <w:p>
+      <w:pPr>
+        <w:rPr>
+          <w:b/>
+          <w:bCs/>
+        </w:rPr>
+      </w:pPr>
+      <w:r>
+        <w:rPr>
+          <w:rFonts w:ascii="Segoe UI Emoji" w:hAnsi="Segoe UI Emoji" w:cs="Segoe UI Emoji"/>
+          <w:b/>
+          <w:bCs/>
+        </w:rPr>
+        <w:t>🔷</w:t>
+      </w:r>
+      <w:r>
+        <w:rPr>
+          <w:b/>
+          <w:bCs/>
+        </w:rPr>
+        <w:t xml:space="preserve"> Interview answer (killer </w:t>
+      </w:r>
+      <w:r>
+        <w:rPr>
+          <w:rFonts w:ascii="Segoe UI Emoji" w:hAnsi="Segoe UI Emoji" w:cs="Segoe UI Emoji"/>
+          <w:b/>
+          <w:bCs/>
+        </w:rPr>
+        <w:t>🔥</w:t>
+      </w:r>
+      <w:r>
+        <w:rPr>
+          <w:b/>
+          <w:bCs/>
+        </w:rPr>
+        <w:t>)</w:t>
+      </w:r>
+    </w:p>
+    <w:p>
+      <w:r>
+        <w:rPr>
+          <w:rFonts w:ascii="Segoe UI Emoji" w:hAnsi="Segoe UI Emoji" w:cs="Segoe UI Emoji"/>
+        </w:rPr>
+        <w:t>👉</w:t>
+      </w:r>
+      <w:r>
+        <w:br/>
+        <w:t>“While both support containers, App Service is optimized for hosting web applications with minimal management, whereas Azure Container Apps is designed for microservices and event-driven workloads with advanced autoscaling using KEDA.”</w:t>
       </w:r>
     </w:p>
     <w:p/>
@@ -2202,6 +3690,453 @@
 <file path=word/numbering.xml><?xml version="1.0" encoding="utf-8"?>
 <w:numbering xmlns:wpc="http://schemas.microsoft.com/office/word/2010/wordprocessingCanvas" xmlns:cx="http://schemas.microsoft.com/office/drawing/2014/chartex" xmlns:cx1="http://schemas.microsoft.com/office/drawing/2015/9/8/chartex" xmlns:cx2="http://schemas.microsoft.com/office/drawing/2015/10/21/chartex" xmlns:cx3="http://schemas.microsoft.com/office/drawing/2016/5/9/chartex" xmlns:cx4="http://schemas.microsoft.com/office/drawing/2016/5/10/chartex" xmlns:cx5="http://schemas.microsoft.com/office/drawing/2016/5/11/chartex" xmlns:cx6="http://schemas.microsoft.com/office/drawing/2016/5/12/chartex" xmlns:cx7="http://schemas.microsoft.com/office/drawing/2016/5/13/chartex" xmlns:cx8="http://schemas.microsoft.com/office/drawing/2016/5/14/chartex" xmlns:mc="http://schemas.openxmlformats.org/markup-compatibility/2006" xmlns:aink="http://schemas.microsoft.com/office/drawing/2016/ink" xmlns:am3d="http://schemas.microsoft.com/office/drawing/2017/model3d" xmlns:o="urn:schemas-microsoft-com:office:office" xmlns:oel="http://schemas.microsoft.com/office/2019/extlst" xmlns:r="http://schemas.openxmlformats.org/officeDocument/2006/relationships" xmlns:m="http://schemas.openxmlformats.org/officeDocument/2006/math" xmlns:v="urn:schemas-microsoft-com:vml" xmlns:wp14="http://schemas.microsoft.com/office/word/2010/wordprocessingDrawing" xmlns:wp="http://schemas.openxmlformats.org/drawingml/2006/wordprocessingDrawing" xmlns:w10="urn:schemas-microsoft-com:office:word" xmlns:w="http://schemas.openxmlformats.org/wordprocessingml/2006/main" xmlns:w14="http://schemas.microsoft.com/office/word/2010/wordml" xmlns:w15="http://schemas.microsoft.com/office/word/2012/wordml" xmlns:w16cex="http://schemas.microsoft.com/office/word/2018/wordml/cex" xmlns:w16cid="http://schemas.microsoft.com/office/word/2016/wordml/cid" xmlns:w16="http://schemas.microsoft.com/office/word/2018/wordml" xmlns:w16du="http://schemas.microsoft.com/office/word/2023/wordml/word16du" xmlns:w16sdtdh="http://schemas.microsoft.com/office/word/2020/wordml/sdtdatahash" xmlns:w16sdtfl="http://schemas.microsoft.com/office/word/2024/wordml/sdtformatlock" xmlns:w16se="http://schemas.microsoft.com/office/word/2015/wordml/symex" xmlns:wpg="http://schemas.microsoft.com/office/word/2010/wordprocessingGroup" xmlns:wpi="http://schemas.microsoft.com/office/word/2010/wordprocessingInk" xmlns:wne="http://schemas.microsoft.com/office/word/2006/wordml" xmlns:wps="http://schemas.microsoft.com/office/word/2010/wordprocessingShape" mc:Ignorable="w14 w15 w16se w16cid w16 w16cex w16sdtdh w16sdtfl w16du wp14">
   <w:abstractNum w:abstractNumId="0" w15:restartNumberingAfterBreak="0">
+    <w:nsid w:val="087762D4"/>
+    <w:multiLevelType w:val="multilevel"/>
+    <w:tmpl w:val="58BA53AE"/>
+    <w:lvl w:ilvl="0">
+      <w:start w:val="1"/>
+      <w:numFmt w:val="bullet"/>
+      <w:lvlText w:val=""/>
+      <w:lvlJc w:val="left"/>
+      <w:pPr>
+        <w:tabs>
+          <w:tab w:val="num" w:pos="720"/>
+        </w:tabs>
+        <w:ind w:left="720" w:hanging="360"/>
+      </w:pPr>
+      <w:rPr>
+        <w:rFonts w:ascii="Symbol" w:hAnsi="Symbol" w:hint="default"/>
+        <w:sz w:val="20"/>
+      </w:rPr>
+    </w:lvl>
+    <w:lvl w:ilvl="1" w:tentative="1">
+      <w:start w:val="1"/>
+      <w:numFmt w:val="bullet"/>
+      <w:lvlText w:val="o"/>
+      <w:lvlJc w:val="left"/>
+      <w:pPr>
+        <w:tabs>
+          <w:tab w:val="num" w:pos="1440"/>
+        </w:tabs>
+        <w:ind w:left="1440" w:hanging="360"/>
+      </w:pPr>
+      <w:rPr>
+        <w:rFonts w:ascii="Courier New" w:hAnsi="Courier New" w:hint="default"/>
+        <w:sz w:val="20"/>
+      </w:rPr>
+    </w:lvl>
+    <w:lvl w:ilvl="2" w:tentative="1">
+      <w:start w:val="1"/>
+      <w:numFmt w:val="bullet"/>
+      <w:lvlText w:val=""/>
+      <w:lvlJc w:val="left"/>
+      <w:pPr>
+        <w:tabs>
+          <w:tab w:val="num" w:pos="2160"/>
+        </w:tabs>
+        <w:ind w:left="2160" w:hanging="360"/>
+      </w:pPr>
+      <w:rPr>
+        <w:rFonts w:ascii="Wingdings" w:hAnsi="Wingdings" w:hint="default"/>
+        <w:sz w:val="20"/>
+      </w:rPr>
+    </w:lvl>
+    <w:lvl w:ilvl="3" w:tentative="1">
+      <w:start w:val="1"/>
+      <w:numFmt w:val="bullet"/>
+      <w:lvlText w:val=""/>
+      <w:lvlJc w:val="left"/>
+      <w:pPr>
+        <w:tabs>
+          <w:tab w:val="num" w:pos="2880"/>
+        </w:tabs>
+        <w:ind w:left="2880" w:hanging="360"/>
+      </w:pPr>
+      <w:rPr>
+        <w:rFonts w:ascii="Wingdings" w:hAnsi="Wingdings" w:hint="default"/>
+        <w:sz w:val="20"/>
+      </w:rPr>
+    </w:lvl>
+    <w:lvl w:ilvl="4" w:tentative="1">
+      <w:start w:val="1"/>
+      <w:numFmt w:val="bullet"/>
+      <w:lvlText w:val=""/>
+      <w:lvlJc w:val="left"/>
+      <w:pPr>
+        <w:tabs>
+          <w:tab w:val="num" w:pos="3600"/>
+        </w:tabs>
+        <w:ind w:left="3600" w:hanging="360"/>
+      </w:pPr>
+      <w:rPr>
+        <w:rFonts w:ascii="Wingdings" w:hAnsi="Wingdings" w:hint="default"/>
+        <w:sz w:val="20"/>
+      </w:rPr>
+    </w:lvl>
+    <w:lvl w:ilvl="5" w:tentative="1">
+      <w:start w:val="1"/>
+      <w:numFmt w:val="bullet"/>
+      <w:lvlText w:val=""/>
+      <w:lvlJc w:val="left"/>
+      <w:pPr>
+        <w:tabs>
+          <w:tab w:val="num" w:pos="4320"/>
+        </w:tabs>
+        <w:ind w:left="4320" w:hanging="360"/>
+      </w:pPr>
+      <w:rPr>
+        <w:rFonts w:ascii="Wingdings" w:hAnsi="Wingdings" w:hint="default"/>
+        <w:sz w:val="20"/>
+      </w:rPr>
+    </w:lvl>
+    <w:lvl w:ilvl="6" w:tentative="1">
+      <w:start w:val="1"/>
+      <w:numFmt w:val="bullet"/>
+      <w:lvlText w:val=""/>
+      <w:lvlJc w:val="left"/>
+      <w:pPr>
+        <w:tabs>
+          <w:tab w:val="num" w:pos="5040"/>
+        </w:tabs>
+        <w:ind w:left="5040" w:hanging="360"/>
+      </w:pPr>
+      <w:rPr>
+        <w:rFonts w:ascii="Wingdings" w:hAnsi="Wingdings" w:hint="default"/>
+        <w:sz w:val="20"/>
+      </w:rPr>
+    </w:lvl>
+    <w:lvl w:ilvl="7" w:tentative="1">
+      <w:start w:val="1"/>
+      <w:numFmt w:val="bullet"/>
+      <w:lvlText w:val=""/>
+      <w:lvlJc w:val="left"/>
+      <w:pPr>
+        <w:tabs>
+          <w:tab w:val="num" w:pos="5760"/>
+        </w:tabs>
+        <w:ind w:left="5760" w:hanging="360"/>
+      </w:pPr>
+      <w:rPr>
+        <w:rFonts w:ascii="Wingdings" w:hAnsi="Wingdings" w:hint="default"/>
+        <w:sz w:val="20"/>
+      </w:rPr>
+    </w:lvl>
+    <w:lvl w:ilvl="8" w:tentative="1">
+      <w:start w:val="1"/>
+      <w:numFmt w:val="bullet"/>
+      <w:lvlText w:val=""/>
+      <w:lvlJc w:val="left"/>
+      <w:pPr>
+        <w:tabs>
+          <w:tab w:val="num" w:pos="6480"/>
+        </w:tabs>
+        <w:ind w:left="6480" w:hanging="360"/>
+      </w:pPr>
+      <w:rPr>
+        <w:rFonts w:ascii="Wingdings" w:hAnsi="Wingdings" w:hint="default"/>
+        <w:sz w:val="20"/>
+      </w:rPr>
+    </w:lvl>
+  </w:abstractNum>
+  <w:abstractNum w:abstractNumId="1" w15:restartNumberingAfterBreak="0">
+    <w:nsid w:val="097334FE"/>
+    <w:multiLevelType w:val="multilevel"/>
+    <w:tmpl w:val="41F47D32"/>
+    <w:lvl w:ilvl="0">
+      <w:start w:val="1"/>
+      <w:numFmt w:val="bullet"/>
+      <w:lvlText w:val=""/>
+      <w:lvlJc w:val="left"/>
+      <w:pPr>
+        <w:tabs>
+          <w:tab w:val="num" w:pos="720"/>
+        </w:tabs>
+        <w:ind w:left="720" w:hanging="360"/>
+      </w:pPr>
+      <w:rPr>
+        <w:rFonts w:ascii="Symbol" w:hAnsi="Symbol" w:hint="default"/>
+        <w:sz w:val="20"/>
+      </w:rPr>
+    </w:lvl>
+    <w:lvl w:ilvl="1" w:tentative="1">
+      <w:start w:val="1"/>
+      <w:numFmt w:val="bullet"/>
+      <w:lvlText w:val="o"/>
+      <w:lvlJc w:val="left"/>
+      <w:pPr>
+        <w:tabs>
+          <w:tab w:val="num" w:pos="1440"/>
+        </w:tabs>
+        <w:ind w:left="1440" w:hanging="360"/>
+      </w:pPr>
+      <w:rPr>
+        <w:rFonts w:ascii="Courier New" w:hAnsi="Courier New" w:hint="default"/>
+        <w:sz w:val="20"/>
+      </w:rPr>
+    </w:lvl>
+    <w:lvl w:ilvl="2" w:tentative="1">
+      <w:start w:val="1"/>
+      <w:numFmt w:val="bullet"/>
+      <w:lvlText w:val=""/>
+      <w:lvlJc w:val="left"/>
+      <w:pPr>
+        <w:tabs>
+          <w:tab w:val="num" w:pos="2160"/>
+        </w:tabs>
+        <w:ind w:left="2160" w:hanging="360"/>
+      </w:pPr>
+      <w:rPr>
+        <w:rFonts w:ascii="Wingdings" w:hAnsi="Wingdings" w:hint="default"/>
+        <w:sz w:val="20"/>
+      </w:rPr>
+    </w:lvl>
+    <w:lvl w:ilvl="3" w:tentative="1">
+      <w:start w:val="1"/>
+      <w:numFmt w:val="bullet"/>
+      <w:lvlText w:val=""/>
+      <w:lvlJc w:val="left"/>
+      <w:pPr>
+        <w:tabs>
+          <w:tab w:val="num" w:pos="2880"/>
+        </w:tabs>
+        <w:ind w:left="2880" w:hanging="360"/>
+      </w:pPr>
+      <w:rPr>
+        <w:rFonts w:ascii="Wingdings" w:hAnsi="Wingdings" w:hint="default"/>
+        <w:sz w:val="20"/>
+      </w:rPr>
+    </w:lvl>
+    <w:lvl w:ilvl="4" w:tentative="1">
+      <w:start w:val="1"/>
+      <w:numFmt w:val="bullet"/>
+      <w:lvlText w:val=""/>
+      <w:lvlJc w:val="left"/>
+      <w:pPr>
+        <w:tabs>
+          <w:tab w:val="num" w:pos="3600"/>
+        </w:tabs>
+        <w:ind w:left="3600" w:hanging="360"/>
+      </w:pPr>
+      <w:rPr>
+        <w:rFonts w:ascii="Wingdings" w:hAnsi="Wingdings" w:hint="default"/>
+        <w:sz w:val="20"/>
+      </w:rPr>
+    </w:lvl>
+    <w:lvl w:ilvl="5" w:tentative="1">
+      <w:start w:val="1"/>
+      <w:numFmt w:val="bullet"/>
+      <w:lvlText w:val=""/>
+      <w:lvlJc w:val="left"/>
+      <w:pPr>
+        <w:tabs>
+          <w:tab w:val="num" w:pos="4320"/>
+        </w:tabs>
+        <w:ind w:left="4320" w:hanging="360"/>
+      </w:pPr>
+      <w:rPr>
+        <w:rFonts w:ascii="Wingdings" w:hAnsi="Wingdings" w:hint="default"/>
+        <w:sz w:val="20"/>
+      </w:rPr>
+    </w:lvl>
+    <w:lvl w:ilvl="6" w:tentative="1">
+      <w:start w:val="1"/>
+      <w:numFmt w:val="bullet"/>
+      <w:lvlText w:val=""/>
+      <w:lvlJc w:val="left"/>
+      <w:pPr>
+        <w:tabs>
+          <w:tab w:val="num" w:pos="5040"/>
+        </w:tabs>
+        <w:ind w:left="5040" w:hanging="360"/>
+      </w:pPr>
+      <w:rPr>
+        <w:rFonts w:ascii="Wingdings" w:hAnsi="Wingdings" w:hint="default"/>
+        <w:sz w:val="20"/>
+      </w:rPr>
+    </w:lvl>
+    <w:lvl w:ilvl="7" w:tentative="1">
+      <w:start w:val="1"/>
+      <w:numFmt w:val="bullet"/>
+      <w:lvlText w:val=""/>
+      <w:lvlJc w:val="left"/>
+      <w:pPr>
+        <w:tabs>
+          <w:tab w:val="num" w:pos="5760"/>
+        </w:tabs>
+        <w:ind w:left="5760" w:hanging="360"/>
+      </w:pPr>
+      <w:rPr>
+        <w:rFonts w:ascii="Wingdings" w:hAnsi="Wingdings" w:hint="default"/>
+        <w:sz w:val="20"/>
+      </w:rPr>
+    </w:lvl>
+    <w:lvl w:ilvl="8" w:tentative="1">
+      <w:start w:val="1"/>
+      <w:numFmt w:val="bullet"/>
+      <w:lvlText w:val=""/>
+      <w:lvlJc w:val="left"/>
+      <w:pPr>
+        <w:tabs>
+          <w:tab w:val="num" w:pos="6480"/>
+        </w:tabs>
+        <w:ind w:left="6480" w:hanging="360"/>
+      </w:pPr>
+      <w:rPr>
+        <w:rFonts w:ascii="Wingdings" w:hAnsi="Wingdings" w:hint="default"/>
+        <w:sz w:val="20"/>
+      </w:rPr>
+    </w:lvl>
+  </w:abstractNum>
+  <w:abstractNum w:abstractNumId="2" w15:restartNumberingAfterBreak="0">
+    <w:nsid w:val="09A22C0A"/>
+    <w:multiLevelType w:val="multilevel"/>
+    <w:tmpl w:val="71F8C452"/>
+    <w:lvl w:ilvl="0">
+      <w:start w:val="1"/>
+      <w:numFmt w:val="bullet"/>
+      <w:lvlText w:val=""/>
+      <w:lvlJc w:val="left"/>
+      <w:pPr>
+        <w:tabs>
+          <w:tab w:val="num" w:pos="720"/>
+        </w:tabs>
+        <w:ind w:left="720" w:hanging="360"/>
+      </w:pPr>
+      <w:rPr>
+        <w:rFonts w:ascii="Symbol" w:hAnsi="Symbol" w:hint="default"/>
+        <w:sz w:val="20"/>
+      </w:rPr>
+    </w:lvl>
+    <w:lvl w:ilvl="1" w:tentative="1">
+      <w:start w:val="1"/>
+      <w:numFmt w:val="bullet"/>
+      <w:lvlText w:val="o"/>
+      <w:lvlJc w:val="left"/>
+      <w:pPr>
+        <w:tabs>
+          <w:tab w:val="num" w:pos="1440"/>
+        </w:tabs>
+        <w:ind w:left="1440" w:hanging="360"/>
+      </w:pPr>
+      <w:rPr>
+        <w:rFonts w:ascii="Courier New" w:hAnsi="Courier New" w:hint="default"/>
+        <w:sz w:val="20"/>
+      </w:rPr>
+    </w:lvl>
+    <w:lvl w:ilvl="2" w:tentative="1">
+      <w:start w:val="1"/>
+      <w:numFmt w:val="bullet"/>
+      <w:lvlText w:val=""/>
+      <w:lvlJc w:val="left"/>
+      <w:pPr>
+        <w:tabs>
+          <w:tab w:val="num" w:pos="2160"/>
+        </w:tabs>
+        <w:ind w:left="2160" w:hanging="360"/>
+      </w:pPr>
+      <w:rPr>
+        <w:rFonts w:ascii="Wingdings" w:hAnsi="Wingdings" w:hint="default"/>
+        <w:sz w:val="20"/>
+      </w:rPr>
+    </w:lvl>
+    <w:lvl w:ilvl="3" w:tentative="1">
+      <w:start w:val="1"/>
+      <w:numFmt w:val="bullet"/>
+      <w:lvlText w:val=""/>
+      <w:lvlJc w:val="left"/>
+      <w:pPr>
+        <w:tabs>
+          <w:tab w:val="num" w:pos="2880"/>
+        </w:tabs>
+        <w:ind w:left="2880" w:hanging="360"/>
+      </w:pPr>
+      <w:rPr>
+        <w:rFonts w:ascii="Wingdings" w:hAnsi="Wingdings" w:hint="default"/>
+        <w:sz w:val="20"/>
+      </w:rPr>
+    </w:lvl>
+    <w:lvl w:ilvl="4" w:tentative="1">
+      <w:start w:val="1"/>
+      <w:numFmt w:val="bullet"/>
+      <w:lvlText w:val=""/>
+      <w:lvlJc w:val="left"/>
+      <w:pPr>
+        <w:tabs>
+          <w:tab w:val="num" w:pos="3600"/>
+        </w:tabs>
+        <w:ind w:left="3600" w:hanging="360"/>
+      </w:pPr>
+      <w:rPr>
+        <w:rFonts w:ascii="Wingdings" w:hAnsi="Wingdings" w:hint="default"/>
+        <w:sz w:val="20"/>
+      </w:rPr>
+    </w:lvl>
+    <w:lvl w:ilvl="5" w:tentative="1">
+      <w:start w:val="1"/>
+      <w:numFmt w:val="bullet"/>
+      <w:lvlText w:val=""/>
+      <w:lvlJc w:val="left"/>
+      <w:pPr>
+        <w:tabs>
+          <w:tab w:val="num" w:pos="4320"/>
+        </w:tabs>
+        <w:ind w:left="4320" w:hanging="360"/>
+      </w:pPr>
+      <w:rPr>
+        <w:rFonts w:ascii="Wingdings" w:hAnsi="Wingdings" w:hint="default"/>
+        <w:sz w:val="20"/>
+      </w:rPr>
+    </w:lvl>
+    <w:lvl w:ilvl="6" w:tentative="1">
+      <w:start w:val="1"/>
+      <w:numFmt w:val="bullet"/>
+      <w:lvlText w:val=""/>
+      <w:lvlJc w:val="left"/>
+      <w:pPr>
+        <w:tabs>
+          <w:tab w:val="num" w:pos="5040"/>
+        </w:tabs>
+        <w:ind w:left="5040" w:hanging="360"/>
+      </w:pPr>
+      <w:rPr>
+        <w:rFonts w:ascii="Wingdings" w:hAnsi="Wingdings" w:hint="default"/>
+        <w:sz w:val="20"/>
+      </w:rPr>
+    </w:lvl>
+    <w:lvl w:ilvl="7" w:tentative="1">
+      <w:start w:val="1"/>
+      <w:numFmt w:val="bullet"/>
+      <w:lvlText w:val=""/>
+      <w:lvlJc w:val="left"/>
+      <w:pPr>
+        <w:tabs>
+          <w:tab w:val="num" w:pos="5760"/>
+        </w:tabs>
+        <w:ind w:left="5760" w:hanging="360"/>
+      </w:pPr>
+      <w:rPr>
+        <w:rFonts w:ascii="Wingdings" w:hAnsi="Wingdings" w:hint="default"/>
+        <w:sz w:val="20"/>
+      </w:rPr>
+    </w:lvl>
+    <w:lvl w:ilvl="8" w:tentative="1">
+      <w:start w:val="1"/>
+      <w:numFmt w:val="bullet"/>
+      <w:lvlText w:val=""/>
+      <w:lvlJc w:val="left"/>
+      <w:pPr>
+        <w:tabs>
+          <w:tab w:val="num" w:pos="6480"/>
+        </w:tabs>
+        <w:ind w:left="6480" w:hanging="360"/>
+      </w:pPr>
+      <w:rPr>
+        <w:rFonts w:ascii="Wingdings" w:hAnsi="Wingdings" w:hint="default"/>
+        <w:sz w:val="20"/>
+      </w:rPr>
+    </w:lvl>
+  </w:abstractNum>
+  <w:abstractNum w:abstractNumId="3" w15:restartNumberingAfterBreak="0">
     <w:nsid w:val="0AB3380D"/>
     <w:multiLevelType w:val="multilevel"/>
     <w:tmpl w:val="F9165EEA"/>
@@ -2350,7 +4285,305 @@
       </w:rPr>
     </w:lvl>
   </w:abstractNum>
-  <w:abstractNum w:abstractNumId="1" w15:restartNumberingAfterBreak="0">
+  <w:abstractNum w:abstractNumId="4" w15:restartNumberingAfterBreak="0">
+    <w:nsid w:val="0EBE45AC"/>
+    <w:multiLevelType w:val="multilevel"/>
+    <w:tmpl w:val="101AF434"/>
+    <w:lvl w:ilvl="0">
+      <w:start w:val="1"/>
+      <w:numFmt w:val="bullet"/>
+      <w:lvlText w:val=""/>
+      <w:lvlJc w:val="left"/>
+      <w:pPr>
+        <w:tabs>
+          <w:tab w:val="num" w:pos="720"/>
+        </w:tabs>
+        <w:ind w:left="720" w:hanging="360"/>
+      </w:pPr>
+      <w:rPr>
+        <w:rFonts w:ascii="Symbol" w:hAnsi="Symbol" w:hint="default"/>
+        <w:sz w:val="20"/>
+      </w:rPr>
+    </w:lvl>
+    <w:lvl w:ilvl="1" w:tentative="1">
+      <w:start w:val="1"/>
+      <w:numFmt w:val="bullet"/>
+      <w:lvlText w:val="o"/>
+      <w:lvlJc w:val="left"/>
+      <w:pPr>
+        <w:tabs>
+          <w:tab w:val="num" w:pos="1440"/>
+        </w:tabs>
+        <w:ind w:left="1440" w:hanging="360"/>
+      </w:pPr>
+      <w:rPr>
+        <w:rFonts w:ascii="Courier New" w:hAnsi="Courier New" w:hint="default"/>
+        <w:sz w:val="20"/>
+      </w:rPr>
+    </w:lvl>
+    <w:lvl w:ilvl="2" w:tentative="1">
+      <w:start w:val="1"/>
+      <w:numFmt w:val="bullet"/>
+      <w:lvlText w:val=""/>
+      <w:lvlJc w:val="left"/>
+      <w:pPr>
+        <w:tabs>
+          <w:tab w:val="num" w:pos="2160"/>
+        </w:tabs>
+        <w:ind w:left="2160" w:hanging="360"/>
+      </w:pPr>
+      <w:rPr>
+        <w:rFonts w:ascii="Wingdings" w:hAnsi="Wingdings" w:hint="default"/>
+        <w:sz w:val="20"/>
+      </w:rPr>
+    </w:lvl>
+    <w:lvl w:ilvl="3" w:tentative="1">
+      <w:start w:val="1"/>
+      <w:numFmt w:val="bullet"/>
+      <w:lvlText w:val=""/>
+      <w:lvlJc w:val="left"/>
+      <w:pPr>
+        <w:tabs>
+          <w:tab w:val="num" w:pos="2880"/>
+        </w:tabs>
+        <w:ind w:left="2880" w:hanging="360"/>
+      </w:pPr>
+      <w:rPr>
+        <w:rFonts w:ascii="Wingdings" w:hAnsi="Wingdings" w:hint="default"/>
+        <w:sz w:val="20"/>
+      </w:rPr>
+    </w:lvl>
+    <w:lvl w:ilvl="4" w:tentative="1">
+      <w:start w:val="1"/>
+      <w:numFmt w:val="bullet"/>
+      <w:lvlText w:val=""/>
+      <w:lvlJc w:val="left"/>
+      <w:pPr>
+        <w:tabs>
+          <w:tab w:val="num" w:pos="3600"/>
+        </w:tabs>
+        <w:ind w:left="3600" w:hanging="360"/>
+      </w:pPr>
+      <w:rPr>
+        <w:rFonts w:ascii="Wingdings" w:hAnsi="Wingdings" w:hint="default"/>
+        <w:sz w:val="20"/>
+      </w:rPr>
+    </w:lvl>
+    <w:lvl w:ilvl="5" w:tentative="1">
+      <w:start w:val="1"/>
+      <w:numFmt w:val="bullet"/>
+      <w:lvlText w:val=""/>
+      <w:lvlJc w:val="left"/>
+      <w:pPr>
+        <w:tabs>
+          <w:tab w:val="num" w:pos="4320"/>
+        </w:tabs>
+        <w:ind w:left="4320" w:hanging="360"/>
+      </w:pPr>
+      <w:rPr>
+        <w:rFonts w:ascii="Wingdings" w:hAnsi="Wingdings" w:hint="default"/>
+        <w:sz w:val="20"/>
+      </w:rPr>
+    </w:lvl>
+    <w:lvl w:ilvl="6" w:tentative="1">
+      <w:start w:val="1"/>
+      <w:numFmt w:val="bullet"/>
+      <w:lvlText w:val=""/>
+      <w:lvlJc w:val="left"/>
+      <w:pPr>
+        <w:tabs>
+          <w:tab w:val="num" w:pos="5040"/>
+        </w:tabs>
+        <w:ind w:left="5040" w:hanging="360"/>
+      </w:pPr>
+      <w:rPr>
+        <w:rFonts w:ascii="Wingdings" w:hAnsi="Wingdings" w:hint="default"/>
+        <w:sz w:val="20"/>
+      </w:rPr>
+    </w:lvl>
+    <w:lvl w:ilvl="7" w:tentative="1">
+      <w:start w:val="1"/>
+      <w:numFmt w:val="bullet"/>
+      <w:lvlText w:val=""/>
+      <w:lvlJc w:val="left"/>
+      <w:pPr>
+        <w:tabs>
+          <w:tab w:val="num" w:pos="5760"/>
+        </w:tabs>
+        <w:ind w:left="5760" w:hanging="360"/>
+      </w:pPr>
+      <w:rPr>
+        <w:rFonts w:ascii="Wingdings" w:hAnsi="Wingdings" w:hint="default"/>
+        <w:sz w:val="20"/>
+      </w:rPr>
+    </w:lvl>
+    <w:lvl w:ilvl="8" w:tentative="1">
+      <w:start w:val="1"/>
+      <w:numFmt w:val="bullet"/>
+      <w:lvlText w:val=""/>
+      <w:lvlJc w:val="left"/>
+      <w:pPr>
+        <w:tabs>
+          <w:tab w:val="num" w:pos="6480"/>
+        </w:tabs>
+        <w:ind w:left="6480" w:hanging="360"/>
+      </w:pPr>
+      <w:rPr>
+        <w:rFonts w:ascii="Wingdings" w:hAnsi="Wingdings" w:hint="default"/>
+        <w:sz w:val="20"/>
+      </w:rPr>
+    </w:lvl>
+  </w:abstractNum>
+  <w:abstractNum w:abstractNumId="5" w15:restartNumberingAfterBreak="0">
+    <w:nsid w:val="0EF50F06"/>
+    <w:multiLevelType w:val="multilevel"/>
+    <w:tmpl w:val="1C4C15B0"/>
+    <w:lvl w:ilvl="0">
+      <w:start w:val="1"/>
+      <w:numFmt w:val="bullet"/>
+      <w:lvlText w:val=""/>
+      <w:lvlJc w:val="left"/>
+      <w:pPr>
+        <w:tabs>
+          <w:tab w:val="num" w:pos="720"/>
+        </w:tabs>
+        <w:ind w:left="720" w:hanging="360"/>
+      </w:pPr>
+      <w:rPr>
+        <w:rFonts w:ascii="Symbol" w:hAnsi="Symbol" w:hint="default"/>
+        <w:sz w:val="20"/>
+      </w:rPr>
+    </w:lvl>
+    <w:lvl w:ilvl="1" w:tentative="1">
+      <w:start w:val="1"/>
+      <w:numFmt w:val="bullet"/>
+      <w:lvlText w:val="o"/>
+      <w:lvlJc w:val="left"/>
+      <w:pPr>
+        <w:tabs>
+          <w:tab w:val="num" w:pos="1440"/>
+        </w:tabs>
+        <w:ind w:left="1440" w:hanging="360"/>
+      </w:pPr>
+      <w:rPr>
+        <w:rFonts w:ascii="Courier New" w:hAnsi="Courier New" w:hint="default"/>
+        <w:sz w:val="20"/>
+      </w:rPr>
+    </w:lvl>
+    <w:lvl w:ilvl="2" w:tentative="1">
+      <w:start w:val="1"/>
+      <w:numFmt w:val="bullet"/>
+      <w:lvlText w:val=""/>
+      <w:lvlJc w:val="left"/>
+      <w:pPr>
+        <w:tabs>
+          <w:tab w:val="num" w:pos="2160"/>
+        </w:tabs>
+        <w:ind w:left="2160" w:hanging="360"/>
+      </w:pPr>
+      <w:rPr>
+        <w:rFonts w:ascii="Wingdings" w:hAnsi="Wingdings" w:hint="default"/>
+        <w:sz w:val="20"/>
+      </w:rPr>
+    </w:lvl>
+    <w:lvl w:ilvl="3" w:tentative="1">
+      <w:start w:val="1"/>
+      <w:numFmt w:val="bullet"/>
+      <w:lvlText w:val=""/>
+      <w:lvlJc w:val="left"/>
+      <w:pPr>
+        <w:tabs>
+          <w:tab w:val="num" w:pos="2880"/>
+        </w:tabs>
+        <w:ind w:left="2880" w:hanging="360"/>
+      </w:pPr>
+      <w:rPr>
+        <w:rFonts w:ascii="Wingdings" w:hAnsi="Wingdings" w:hint="default"/>
+        <w:sz w:val="20"/>
+      </w:rPr>
+    </w:lvl>
+    <w:lvl w:ilvl="4" w:tentative="1">
+      <w:start w:val="1"/>
+      <w:numFmt w:val="bullet"/>
+      <w:lvlText w:val=""/>
+      <w:lvlJc w:val="left"/>
+      <w:pPr>
+        <w:tabs>
+          <w:tab w:val="num" w:pos="3600"/>
+        </w:tabs>
+        <w:ind w:left="3600" w:hanging="360"/>
+      </w:pPr>
+      <w:rPr>
+        <w:rFonts w:ascii="Wingdings" w:hAnsi="Wingdings" w:hint="default"/>
+        <w:sz w:val="20"/>
+      </w:rPr>
+    </w:lvl>
+    <w:lvl w:ilvl="5" w:tentative="1">
+      <w:start w:val="1"/>
+      <w:numFmt w:val="bullet"/>
+      <w:lvlText w:val=""/>
+      <w:lvlJc w:val="left"/>
+      <w:pPr>
+        <w:tabs>
+          <w:tab w:val="num" w:pos="4320"/>
+        </w:tabs>
+        <w:ind w:left="4320" w:hanging="360"/>
+      </w:pPr>
+      <w:rPr>
+        <w:rFonts w:ascii="Wingdings" w:hAnsi="Wingdings" w:hint="default"/>
+        <w:sz w:val="20"/>
+      </w:rPr>
+    </w:lvl>
+    <w:lvl w:ilvl="6" w:tentative="1">
+      <w:start w:val="1"/>
+      <w:numFmt w:val="bullet"/>
+      <w:lvlText w:val=""/>
+      <w:lvlJc w:val="left"/>
+      <w:pPr>
+        <w:tabs>
+          <w:tab w:val="num" w:pos="5040"/>
+        </w:tabs>
+        <w:ind w:left="5040" w:hanging="360"/>
+      </w:pPr>
+      <w:rPr>
+        <w:rFonts w:ascii="Wingdings" w:hAnsi="Wingdings" w:hint="default"/>
+        <w:sz w:val="20"/>
+      </w:rPr>
+    </w:lvl>
+    <w:lvl w:ilvl="7" w:tentative="1">
+      <w:start w:val="1"/>
+      <w:numFmt w:val="bullet"/>
+      <w:lvlText w:val=""/>
+      <w:lvlJc w:val="left"/>
+      <w:pPr>
+        <w:tabs>
+          <w:tab w:val="num" w:pos="5760"/>
+        </w:tabs>
+        <w:ind w:left="5760" w:hanging="360"/>
+      </w:pPr>
+      <w:rPr>
+        <w:rFonts w:ascii="Wingdings" w:hAnsi="Wingdings" w:hint="default"/>
+        <w:sz w:val="20"/>
+      </w:rPr>
+    </w:lvl>
+    <w:lvl w:ilvl="8" w:tentative="1">
+      <w:start w:val="1"/>
+      <w:numFmt w:val="bullet"/>
+      <w:lvlText w:val=""/>
+      <w:lvlJc w:val="left"/>
+      <w:pPr>
+        <w:tabs>
+          <w:tab w:val="num" w:pos="6480"/>
+        </w:tabs>
+        <w:ind w:left="6480" w:hanging="360"/>
+      </w:pPr>
+      <w:rPr>
+        <w:rFonts w:ascii="Wingdings" w:hAnsi="Wingdings" w:hint="default"/>
+        <w:sz w:val="20"/>
+      </w:rPr>
+    </w:lvl>
+  </w:abstractNum>
+  <w:abstractNum w:abstractNumId="6" w15:restartNumberingAfterBreak="0">
     <w:nsid w:val="118968DF"/>
     <w:multiLevelType w:val="multilevel"/>
     <w:tmpl w:val="EC9EEBC2"/>
@@ -2499,7 +4732,156 @@
       </w:rPr>
     </w:lvl>
   </w:abstractNum>
-  <w:abstractNum w:abstractNumId="2" w15:restartNumberingAfterBreak="0">
+  <w:abstractNum w:abstractNumId="7" w15:restartNumberingAfterBreak="0">
+    <w:nsid w:val="138F1385"/>
+    <w:multiLevelType w:val="multilevel"/>
+    <w:tmpl w:val="0D5E35D6"/>
+    <w:lvl w:ilvl="0">
+      <w:start w:val="1"/>
+      <w:numFmt w:val="bullet"/>
+      <w:lvlText w:val=""/>
+      <w:lvlJc w:val="left"/>
+      <w:pPr>
+        <w:tabs>
+          <w:tab w:val="num" w:pos="720"/>
+        </w:tabs>
+        <w:ind w:left="720" w:hanging="360"/>
+      </w:pPr>
+      <w:rPr>
+        <w:rFonts w:ascii="Symbol" w:hAnsi="Symbol" w:hint="default"/>
+        <w:sz w:val="20"/>
+      </w:rPr>
+    </w:lvl>
+    <w:lvl w:ilvl="1" w:tentative="1">
+      <w:start w:val="1"/>
+      <w:numFmt w:val="bullet"/>
+      <w:lvlText w:val="o"/>
+      <w:lvlJc w:val="left"/>
+      <w:pPr>
+        <w:tabs>
+          <w:tab w:val="num" w:pos="1440"/>
+        </w:tabs>
+        <w:ind w:left="1440" w:hanging="360"/>
+      </w:pPr>
+      <w:rPr>
+        <w:rFonts w:ascii="Courier New" w:hAnsi="Courier New" w:hint="default"/>
+        <w:sz w:val="20"/>
+      </w:rPr>
+    </w:lvl>
+    <w:lvl w:ilvl="2" w:tentative="1">
+      <w:start w:val="1"/>
+      <w:numFmt w:val="bullet"/>
+      <w:lvlText w:val=""/>
+      <w:lvlJc w:val="left"/>
+      <w:pPr>
+        <w:tabs>
+          <w:tab w:val="num" w:pos="2160"/>
+        </w:tabs>
+        <w:ind w:left="2160" w:hanging="360"/>
+      </w:pPr>
+      <w:rPr>
+        <w:rFonts w:ascii="Wingdings" w:hAnsi="Wingdings" w:hint="default"/>
+        <w:sz w:val="20"/>
+      </w:rPr>
+    </w:lvl>
+    <w:lvl w:ilvl="3" w:tentative="1">
+      <w:start w:val="1"/>
+      <w:numFmt w:val="bullet"/>
+      <w:lvlText w:val=""/>
+      <w:lvlJc w:val="left"/>
+      <w:pPr>
+        <w:tabs>
+          <w:tab w:val="num" w:pos="2880"/>
+        </w:tabs>
+        <w:ind w:left="2880" w:hanging="360"/>
+      </w:pPr>
+      <w:rPr>
+        <w:rFonts w:ascii="Wingdings" w:hAnsi="Wingdings" w:hint="default"/>
+        <w:sz w:val="20"/>
+      </w:rPr>
+    </w:lvl>
+    <w:lvl w:ilvl="4" w:tentative="1">
+      <w:start w:val="1"/>
+      <w:numFmt w:val="bullet"/>
+      <w:lvlText w:val=""/>
+      <w:lvlJc w:val="left"/>
+      <w:pPr>
+        <w:tabs>
+          <w:tab w:val="num" w:pos="3600"/>
+        </w:tabs>
+        <w:ind w:left="3600" w:hanging="360"/>
+      </w:pPr>
+      <w:rPr>
+        <w:rFonts w:ascii="Wingdings" w:hAnsi="Wingdings" w:hint="default"/>
+        <w:sz w:val="20"/>
+      </w:rPr>
+    </w:lvl>
+    <w:lvl w:ilvl="5" w:tentative="1">
+      <w:start w:val="1"/>
+      <w:numFmt w:val="bullet"/>
+      <w:lvlText w:val=""/>
+      <w:lvlJc w:val="left"/>
+      <w:pPr>
+        <w:tabs>
+          <w:tab w:val="num" w:pos="4320"/>
+        </w:tabs>
+        <w:ind w:left="4320" w:hanging="360"/>
+      </w:pPr>
+      <w:rPr>
+        <w:rFonts w:ascii="Wingdings" w:hAnsi="Wingdings" w:hint="default"/>
+        <w:sz w:val="20"/>
+      </w:rPr>
+    </w:lvl>
+    <w:lvl w:ilvl="6" w:tentative="1">
+      <w:start w:val="1"/>
+      <w:numFmt w:val="bullet"/>
+      <w:lvlText w:val=""/>
+      <w:lvlJc w:val="left"/>
+      <w:pPr>
+        <w:tabs>
+          <w:tab w:val="num" w:pos="5040"/>
+        </w:tabs>
+        <w:ind w:left="5040" w:hanging="360"/>
+      </w:pPr>
+      <w:rPr>
+        <w:rFonts w:ascii="Wingdings" w:hAnsi="Wingdings" w:hint="default"/>
+        <w:sz w:val="20"/>
+      </w:rPr>
+    </w:lvl>
+    <w:lvl w:ilvl="7" w:tentative="1">
+      <w:start w:val="1"/>
+      <w:numFmt w:val="bullet"/>
+      <w:lvlText w:val=""/>
+      <w:lvlJc w:val="left"/>
+      <w:pPr>
+        <w:tabs>
+          <w:tab w:val="num" w:pos="5760"/>
+        </w:tabs>
+        <w:ind w:left="5760" w:hanging="360"/>
+      </w:pPr>
+      <w:rPr>
+        <w:rFonts w:ascii="Wingdings" w:hAnsi="Wingdings" w:hint="default"/>
+        <w:sz w:val="20"/>
+      </w:rPr>
+    </w:lvl>
+    <w:lvl w:ilvl="8" w:tentative="1">
+      <w:start w:val="1"/>
+      <w:numFmt w:val="bullet"/>
+      <w:lvlText w:val=""/>
+      <w:lvlJc w:val="left"/>
+      <w:pPr>
+        <w:tabs>
+          <w:tab w:val="num" w:pos="6480"/>
+        </w:tabs>
+        <w:ind w:left="6480" w:hanging="360"/>
+      </w:pPr>
+      <w:rPr>
+        <w:rFonts w:ascii="Wingdings" w:hAnsi="Wingdings" w:hint="default"/>
+        <w:sz w:val="20"/>
+      </w:rPr>
+    </w:lvl>
+  </w:abstractNum>
+  <w:abstractNum w:abstractNumId="8" w15:restartNumberingAfterBreak="0">
     <w:nsid w:val="15771E03"/>
     <w:multiLevelType w:val="multilevel"/>
     <w:tmpl w:val="121E6780"/>
@@ -2648,7 +5030,156 @@
       </w:rPr>
     </w:lvl>
   </w:abstractNum>
-  <w:abstractNum w:abstractNumId="3" w15:restartNumberingAfterBreak="0">
+  <w:abstractNum w:abstractNumId="9" w15:restartNumberingAfterBreak="0">
+    <w:nsid w:val="20395FA6"/>
+    <w:multiLevelType w:val="multilevel"/>
+    <w:tmpl w:val="5EF8ACF8"/>
+    <w:lvl w:ilvl="0">
+      <w:start w:val="1"/>
+      <w:numFmt w:val="bullet"/>
+      <w:lvlText w:val=""/>
+      <w:lvlJc w:val="left"/>
+      <w:pPr>
+        <w:tabs>
+          <w:tab w:val="num" w:pos="720"/>
+        </w:tabs>
+        <w:ind w:left="720" w:hanging="360"/>
+      </w:pPr>
+      <w:rPr>
+        <w:rFonts w:ascii="Symbol" w:hAnsi="Symbol" w:hint="default"/>
+        <w:sz w:val="20"/>
+      </w:rPr>
+    </w:lvl>
+    <w:lvl w:ilvl="1" w:tentative="1">
+      <w:start w:val="1"/>
+      <w:numFmt w:val="bullet"/>
+      <w:lvlText w:val="o"/>
+      <w:lvlJc w:val="left"/>
+      <w:pPr>
+        <w:tabs>
+          <w:tab w:val="num" w:pos="1440"/>
+        </w:tabs>
+        <w:ind w:left="1440" w:hanging="360"/>
+      </w:pPr>
+      <w:rPr>
+        <w:rFonts w:ascii="Courier New" w:hAnsi="Courier New" w:hint="default"/>
+        <w:sz w:val="20"/>
+      </w:rPr>
+    </w:lvl>
+    <w:lvl w:ilvl="2" w:tentative="1">
+      <w:start w:val="1"/>
+      <w:numFmt w:val="bullet"/>
+      <w:lvlText w:val=""/>
+      <w:lvlJc w:val="left"/>
+      <w:pPr>
+        <w:tabs>
+          <w:tab w:val="num" w:pos="2160"/>
+        </w:tabs>
+        <w:ind w:left="2160" w:hanging="360"/>
+      </w:pPr>
+      <w:rPr>
+        <w:rFonts w:ascii="Wingdings" w:hAnsi="Wingdings" w:hint="default"/>
+        <w:sz w:val="20"/>
+      </w:rPr>
+    </w:lvl>
+    <w:lvl w:ilvl="3" w:tentative="1">
+      <w:start w:val="1"/>
+      <w:numFmt w:val="bullet"/>
+      <w:lvlText w:val=""/>
+      <w:lvlJc w:val="left"/>
+      <w:pPr>
+        <w:tabs>
+          <w:tab w:val="num" w:pos="2880"/>
+        </w:tabs>
+        <w:ind w:left="2880" w:hanging="360"/>
+      </w:pPr>
+      <w:rPr>
+        <w:rFonts w:ascii="Wingdings" w:hAnsi="Wingdings" w:hint="default"/>
+        <w:sz w:val="20"/>
+      </w:rPr>
+    </w:lvl>
+    <w:lvl w:ilvl="4" w:tentative="1">
+      <w:start w:val="1"/>
+      <w:numFmt w:val="bullet"/>
+      <w:lvlText w:val=""/>
+      <w:lvlJc w:val="left"/>
+      <w:pPr>
+        <w:tabs>
+          <w:tab w:val="num" w:pos="3600"/>
+        </w:tabs>
+        <w:ind w:left="3600" w:hanging="360"/>
+      </w:pPr>
+      <w:rPr>
+        <w:rFonts w:ascii="Wingdings" w:hAnsi="Wingdings" w:hint="default"/>
+        <w:sz w:val="20"/>
+      </w:rPr>
+    </w:lvl>
+    <w:lvl w:ilvl="5" w:tentative="1">
+      <w:start w:val="1"/>
+      <w:numFmt w:val="bullet"/>
+      <w:lvlText w:val=""/>
+      <w:lvlJc w:val="left"/>
+      <w:pPr>
+        <w:tabs>
+          <w:tab w:val="num" w:pos="4320"/>
+        </w:tabs>
+        <w:ind w:left="4320" w:hanging="360"/>
+      </w:pPr>
+      <w:rPr>
+        <w:rFonts w:ascii="Wingdings" w:hAnsi="Wingdings" w:hint="default"/>
+        <w:sz w:val="20"/>
+      </w:rPr>
+    </w:lvl>
+    <w:lvl w:ilvl="6" w:tentative="1">
+      <w:start w:val="1"/>
+      <w:numFmt w:val="bullet"/>
+      <w:lvlText w:val=""/>
+      <w:lvlJc w:val="left"/>
+      <w:pPr>
+        <w:tabs>
+          <w:tab w:val="num" w:pos="5040"/>
+        </w:tabs>
+        <w:ind w:left="5040" w:hanging="360"/>
+      </w:pPr>
+      <w:rPr>
+        <w:rFonts w:ascii="Wingdings" w:hAnsi="Wingdings" w:hint="default"/>
+        <w:sz w:val="20"/>
+      </w:rPr>
+    </w:lvl>
+    <w:lvl w:ilvl="7" w:tentative="1">
+      <w:start w:val="1"/>
+      <w:numFmt w:val="bullet"/>
+      <w:lvlText w:val=""/>
+      <w:lvlJc w:val="left"/>
+      <w:pPr>
+        <w:tabs>
+          <w:tab w:val="num" w:pos="5760"/>
+        </w:tabs>
+        <w:ind w:left="5760" w:hanging="360"/>
+      </w:pPr>
+      <w:rPr>
+        <w:rFonts w:ascii="Wingdings" w:hAnsi="Wingdings" w:hint="default"/>
+        <w:sz w:val="20"/>
+      </w:rPr>
+    </w:lvl>
+    <w:lvl w:ilvl="8" w:tentative="1">
+      <w:start w:val="1"/>
+      <w:numFmt w:val="bullet"/>
+      <w:lvlText w:val=""/>
+      <w:lvlJc w:val="left"/>
+      <w:pPr>
+        <w:tabs>
+          <w:tab w:val="num" w:pos="6480"/>
+        </w:tabs>
+        <w:ind w:left="6480" w:hanging="360"/>
+      </w:pPr>
+      <w:rPr>
+        <w:rFonts w:ascii="Wingdings" w:hAnsi="Wingdings" w:hint="default"/>
+        <w:sz w:val="20"/>
+      </w:rPr>
+    </w:lvl>
+  </w:abstractNum>
+  <w:abstractNum w:abstractNumId="10" w15:restartNumberingAfterBreak="0">
     <w:nsid w:val="2D781AC1"/>
     <w:multiLevelType w:val="multilevel"/>
     <w:tmpl w:val="075A4BA6"/>
@@ -2797,7 +5328,156 @@
       </w:rPr>
     </w:lvl>
   </w:abstractNum>
-  <w:abstractNum w:abstractNumId="4" w15:restartNumberingAfterBreak="0">
+  <w:abstractNum w:abstractNumId="11" w15:restartNumberingAfterBreak="0">
+    <w:nsid w:val="341E1C01"/>
+    <w:multiLevelType w:val="multilevel"/>
+    <w:tmpl w:val="071ABE3E"/>
+    <w:lvl w:ilvl="0">
+      <w:start w:val="1"/>
+      <w:numFmt w:val="bullet"/>
+      <w:lvlText w:val=""/>
+      <w:lvlJc w:val="left"/>
+      <w:pPr>
+        <w:tabs>
+          <w:tab w:val="num" w:pos="720"/>
+        </w:tabs>
+        <w:ind w:left="720" w:hanging="360"/>
+      </w:pPr>
+      <w:rPr>
+        <w:rFonts w:ascii="Symbol" w:hAnsi="Symbol" w:hint="default"/>
+        <w:sz w:val="20"/>
+      </w:rPr>
+    </w:lvl>
+    <w:lvl w:ilvl="1" w:tentative="1">
+      <w:start w:val="1"/>
+      <w:numFmt w:val="bullet"/>
+      <w:lvlText w:val="o"/>
+      <w:lvlJc w:val="left"/>
+      <w:pPr>
+        <w:tabs>
+          <w:tab w:val="num" w:pos="1440"/>
+        </w:tabs>
+        <w:ind w:left="1440" w:hanging="360"/>
+      </w:pPr>
+      <w:rPr>
+        <w:rFonts w:ascii="Courier New" w:hAnsi="Courier New" w:hint="default"/>
+        <w:sz w:val="20"/>
+      </w:rPr>
+    </w:lvl>
+    <w:lvl w:ilvl="2" w:tentative="1">
+      <w:start w:val="1"/>
+      <w:numFmt w:val="bullet"/>
+      <w:lvlText w:val=""/>
+      <w:lvlJc w:val="left"/>
+      <w:pPr>
+        <w:tabs>
+          <w:tab w:val="num" w:pos="2160"/>
+        </w:tabs>
+        <w:ind w:left="2160" w:hanging="360"/>
+      </w:pPr>
+      <w:rPr>
+        <w:rFonts w:ascii="Wingdings" w:hAnsi="Wingdings" w:hint="default"/>
+        <w:sz w:val="20"/>
+      </w:rPr>
+    </w:lvl>
+    <w:lvl w:ilvl="3" w:tentative="1">
+      <w:start w:val="1"/>
+      <w:numFmt w:val="bullet"/>
+      <w:lvlText w:val=""/>
+      <w:lvlJc w:val="left"/>
+      <w:pPr>
+        <w:tabs>
+          <w:tab w:val="num" w:pos="2880"/>
+        </w:tabs>
+        <w:ind w:left="2880" w:hanging="360"/>
+      </w:pPr>
+      <w:rPr>
+        <w:rFonts w:ascii="Wingdings" w:hAnsi="Wingdings" w:hint="default"/>
+        <w:sz w:val="20"/>
+      </w:rPr>
+    </w:lvl>
+    <w:lvl w:ilvl="4" w:tentative="1">
+      <w:start w:val="1"/>
+      <w:numFmt w:val="bullet"/>
+      <w:lvlText w:val=""/>
+      <w:lvlJc w:val="left"/>
+      <w:pPr>
+        <w:tabs>
+          <w:tab w:val="num" w:pos="3600"/>
+        </w:tabs>
+        <w:ind w:left="3600" w:hanging="360"/>
+      </w:pPr>
+      <w:rPr>
+        <w:rFonts w:ascii="Wingdings" w:hAnsi="Wingdings" w:hint="default"/>
+        <w:sz w:val="20"/>
+      </w:rPr>
+    </w:lvl>
+    <w:lvl w:ilvl="5" w:tentative="1">
+      <w:start w:val="1"/>
+      <w:numFmt w:val="bullet"/>
+      <w:lvlText w:val=""/>
+      <w:lvlJc w:val="left"/>
+      <w:pPr>
+        <w:tabs>
+          <w:tab w:val="num" w:pos="4320"/>
+        </w:tabs>
+        <w:ind w:left="4320" w:hanging="360"/>
+      </w:pPr>
+      <w:rPr>
+        <w:rFonts w:ascii="Wingdings" w:hAnsi="Wingdings" w:hint="default"/>
+        <w:sz w:val="20"/>
+      </w:rPr>
+    </w:lvl>
+    <w:lvl w:ilvl="6" w:tentative="1">
+      <w:start w:val="1"/>
+      <w:numFmt w:val="bullet"/>
+      <w:lvlText w:val=""/>
+      <w:lvlJc w:val="left"/>
+      <w:pPr>
+        <w:tabs>
+          <w:tab w:val="num" w:pos="5040"/>
+        </w:tabs>
+        <w:ind w:left="5040" w:hanging="360"/>
+      </w:pPr>
+      <w:rPr>
+        <w:rFonts w:ascii="Wingdings" w:hAnsi="Wingdings" w:hint="default"/>
+        <w:sz w:val="20"/>
+      </w:rPr>
+    </w:lvl>
+    <w:lvl w:ilvl="7" w:tentative="1">
+      <w:start w:val="1"/>
+      <w:numFmt w:val="bullet"/>
+      <w:lvlText w:val=""/>
+      <w:lvlJc w:val="left"/>
+      <w:pPr>
+        <w:tabs>
+          <w:tab w:val="num" w:pos="5760"/>
+        </w:tabs>
+        <w:ind w:left="5760" w:hanging="360"/>
+      </w:pPr>
+      <w:rPr>
+        <w:rFonts w:ascii="Wingdings" w:hAnsi="Wingdings" w:hint="default"/>
+        <w:sz w:val="20"/>
+      </w:rPr>
+    </w:lvl>
+    <w:lvl w:ilvl="8" w:tentative="1">
+      <w:start w:val="1"/>
+      <w:numFmt w:val="bullet"/>
+      <w:lvlText w:val=""/>
+      <w:lvlJc w:val="left"/>
+      <w:pPr>
+        <w:tabs>
+          <w:tab w:val="num" w:pos="6480"/>
+        </w:tabs>
+        <w:ind w:left="6480" w:hanging="360"/>
+      </w:pPr>
+      <w:rPr>
+        <w:rFonts w:ascii="Wingdings" w:hAnsi="Wingdings" w:hint="default"/>
+        <w:sz w:val="20"/>
+      </w:rPr>
+    </w:lvl>
+  </w:abstractNum>
+  <w:abstractNum w:abstractNumId="12" w15:restartNumberingAfterBreak="0">
     <w:nsid w:val="405E0C3C"/>
     <w:multiLevelType w:val="multilevel"/>
     <w:tmpl w:val="F52AE662"/>
@@ -2914,7 +5594,7 @@
       </w:pPr>
     </w:lvl>
   </w:abstractNum>
-  <w:abstractNum w:abstractNumId="5" w15:restartNumberingAfterBreak="0">
+  <w:abstractNum w:abstractNumId="13" w15:restartNumberingAfterBreak="0">
     <w:nsid w:val="412E415B"/>
     <w:multiLevelType w:val="multilevel"/>
     <w:tmpl w:val="EEF27364"/>
@@ -3063,7 +5743,156 @@
       </w:rPr>
     </w:lvl>
   </w:abstractNum>
-  <w:abstractNum w:abstractNumId="6" w15:restartNumberingAfterBreak="0">
+  <w:abstractNum w:abstractNumId="14" w15:restartNumberingAfterBreak="0">
+    <w:nsid w:val="43DC0557"/>
+    <w:multiLevelType w:val="multilevel"/>
+    <w:tmpl w:val="3022D0FA"/>
+    <w:lvl w:ilvl="0">
+      <w:start w:val="1"/>
+      <w:numFmt w:val="bullet"/>
+      <w:lvlText w:val=""/>
+      <w:lvlJc w:val="left"/>
+      <w:pPr>
+        <w:tabs>
+          <w:tab w:val="num" w:pos="720"/>
+        </w:tabs>
+        <w:ind w:left="720" w:hanging="360"/>
+      </w:pPr>
+      <w:rPr>
+        <w:rFonts w:ascii="Symbol" w:hAnsi="Symbol" w:hint="default"/>
+        <w:sz w:val="20"/>
+      </w:rPr>
+    </w:lvl>
+    <w:lvl w:ilvl="1" w:tentative="1">
+      <w:start w:val="1"/>
+      <w:numFmt w:val="bullet"/>
+      <w:lvlText w:val="o"/>
+      <w:lvlJc w:val="left"/>
+      <w:pPr>
+        <w:tabs>
+          <w:tab w:val="num" w:pos="1440"/>
+        </w:tabs>
+        <w:ind w:left="1440" w:hanging="360"/>
+      </w:pPr>
+      <w:rPr>
+        <w:rFonts w:ascii="Courier New" w:hAnsi="Courier New" w:hint="default"/>
+        <w:sz w:val="20"/>
+      </w:rPr>
+    </w:lvl>
+    <w:lvl w:ilvl="2" w:tentative="1">
+      <w:start w:val="1"/>
+      <w:numFmt w:val="bullet"/>
+      <w:lvlText w:val=""/>
+      <w:lvlJc w:val="left"/>
+      <w:pPr>
+        <w:tabs>
+          <w:tab w:val="num" w:pos="2160"/>
+        </w:tabs>
+        <w:ind w:left="2160" w:hanging="360"/>
+      </w:pPr>
+      <w:rPr>
+        <w:rFonts w:ascii="Wingdings" w:hAnsi="Wingdings" w:hint="default"/>
+        <w:sz w:val="20"/>
+      </w:rPr>
+    </w:lvl>
+    <w:lvl w:ilvl="3" w:tentative="1">
+      <w:start w:val="1"/>
+      <w:numFmt w:val="bullet"/>
+      <w:lvlText w:val=""/>
+      <w:lvlJc w:val="left"/>
+      <w:pPr>
+        <w:tabs>
+          <w:tab w:val="num" w:pos="2880"/>
+        </w:tabs>
+        <w:ind w:left="2880" w:hanging="360"/>
+      </w:pPr>
+      <w:rPr>
+        <w:rFonts w:ascii="Wingdings" w:hAnsi="Wingdings" w:hint="default"/>
+        <w:sz w:val="20"/>
+      </w:rPr>
+    </w:lvl>
+    <w:lvl w:ilvl="4" w:tentative="1">
+      <w:start w:val="1"/>
+      <w:numFmt w:val="bullet"/>
+      <w:lvlText w:val=""/>
+      <w:lvlJc w:val="left"/>
+      <w:pPr>
+        <w:tabs>
+          <w:tab w:val="num" w:pos="3600"/>
+        </w:tabs>
+        <w:ind w:left="3600" w:hanging="360"/>
+      </w:pPr>
+      <w:rPr>
+        <w:rFonts w:ascii="Wingdings" w:hAnsi="Wingdings" w:hint="default"/>
+        <w:sz w:val="20"/>
+      </w:rPr>
+    </w:lvl>
+    <w:lvl w:ilvl="5" w:tentative="1">
+      <w:start w:val="1"/>
+      <w:numFmt w:val="bullet"/>
+      <w:lvlText w:val=""/>
+      <w:lvlJc w:val="left"/>
+      <w:pPr>
+        <w:tabs>
+          <w:tab w:val="num" w:pos="4320"/>
+        </w:tabs>
+        <w:ind w:left="4320" w:hanging="360"/>
+      </w:pPr>
+      <w:rPr>
+        <w:rFonts w:ascii="Wingdings" w:hAnsi="Wingdings" w:hint="default"/>
+        <w:sz w:val="20"/>
+      </w:rPr>
+    </w:lvl>
+    <w:lvl w:ilvl="6" w:tentative="1">
+      <w:start w:val="1"/>
+      <w:numFmt w:val="bullet"/>
+      <w:lvlText w:val=""/>
+      <w:lvlJc w:val="left"/>
+      <w:pPr>
+        <w:tabs>
+          <w:tab w:val="num" w:pos="5040"/>
+        </w:tabs>
+        <w:ind w:left="5040" w:hanging="360"/>
+      </w:pPr>
+      <w:rPr>
+        <w:rFonts w:ascii="Wingdings" w:hAnsi="Wingdings" w:hint="default"/>
+        <w:sz w:val="20"/>
+      </w:rPr>
+    </w:lvl>
+    <w:lvl w:ilvl="7" w:tentative="1">
+      <w:start w:val="1"/>
+      <w:numFmt w:val="bullet"/>
+      <w:lvlText w:val=""/>
+      <w:lvlJc w:val="left"/>
+      <w:pPr>
+        <w:tabs>
+          <w:tab w:val="num" w:pos="5760"/>
+        </w:tabs>
+        <w:ind w:left="5760" w:hanging="360"/>
+      </w:pPr>
+      <w:rPr>
+        <w:rFonts w:ascii="Wingdings" w:hAnsi="Wingdings" w:hint="default"/>
+        <w:sz w:val="20"/>
+      </w:rPr>
+    </w:lvl>
+    <w:lvl w:ilvl="8" w:tentative="1">
+      <w:start w:val="1"/>
+      <w:numFmt w:val="bullet"/>
+      <w:lvlText w:val=""/>
+      <w:lvlJc w:val="left"/>
+      <w:pPr>
+        <w:tabs>
+          <w:tab w:val="num" w:pos="6480"/>
+        </w:tabs>
+        <w:ind w:left="6480" w:hanging="360"/>
+      </w:pPr>
+      <w:rPr>
+        <w:rFonts w:ascii="Wingdings" w:hAnsi="Wingdings" w:hint="default"/>
+        <w:sz w:val="20"/>
+      </w:rPr>
+    </w:lvl>
+  </w:abstractNum>
+  <w:abstractNum w:abstractNumId="15" w15:restartNumberingAfterBreak="0">
     <w:nsid w:val="4E362368"/>
     <w:multiLevelType w:val="multilevel"/>
     <w:tmpl w:val="E8908E4A"/>
@@ -3212,7 +6041,156 @@
       </w:rPr>
     </w:lvl>
   </w:abstractNum>
-  <w:abstractNum w:abstractNumId="7" w15:restartNumberingAfterBreak="0">
+  <w:abstractNum w:abstractNumId="16" w15:restartNumberingAfterBreak="0">
+    <w:nsid w:val="56AE2C94"/>
+    <w:multiLevelType w:val="multilevel"/>
+    <w:tmpl w:val="CE2A955E"/>
+    <w:lvl w:ilvl="0">
+      <w:start w:val="1"/>
+      <w:numFmt w:val="bullet"/>
+      <w:lvlText w:val=""/>
+      <w:lvlJc w:val="left"/>
+      <w:pPr>
+        <w:tabs>
+          <w:tab w:val="num" w:pos="720"/>
+        </w:tabs>
+        <w:ind w:left="720" w:hanging="360"/>
+      </w:pPr>
+      <w:rPr>
+        <w:rFonts w:ascii="Symbol" w:hAnsi="Symbol" w:hint="default"/>
+        <w:sz w:val="20"/>
+      </w:rPr>
+    </w:lvl>
+    <w:lvl w:ilvl="1" w:tentative="1">
+      <w:start w:val="1"/>
+      <w:numFmt w:val="bullet"/>
+      <w:lvlText w:val="o"/>
+      <w:lvlJc w:val="left"/>
+      <w:pPr>
+        <w:tabs>
+          <w:tab w:val="num" w:pos="1440"/>
+        </w:tabs>
+        <w:ind w:left="1440" w:hanging="360"/>
+      </w:pPr>
+      <w:rPr>
+        <w:rFonts w:ascii="Courier New" w:hAnsi="Courier New" w:hint="default"/>
+        <w:sz w:val="20"/>
+      </w:rPr>
+    </w:lvl>
+    <w:lvl w:ilvl="2" w:tentative="1">
+      <w:start w:val="1"/>
+      <w:numFmt w:val="bullet"/>
+      <w:lvlText w:val=""/>
+      <w:lvlJc w:val="left"/>
+      <w:pPr>
+        <w:tabs>
+          <w:tab w:val="num" w:pos="2160"/>
+        </w:tabs>
+        <w:ind w:left="2160" w:hanging="360"/>
+      </w:pPr>
+      <w:rPr>
+        <w:rFonts w:ascii="Wingdings" w:hAnsi="Wingdings" w:hint="default"/>
+        <w:sz w:val="20"/>
+      </w:rPr>
+    </w:lvl>
+    <w:lvl w:ilvl="3" w:tentative="1">
+      <w:start w:val="1"/>
+      <w:numFmt w:val="bullet"/>
+      <w:lvlText w:val=""/>
+      <w:lvlJc w:val="left"/>
+      <w:pPr>
+        <w:tabs>
+          <w:tab w:val="num" w:pos="2880"/>
+        </w:tabs>
+        <w:ind w:left="2880" w:hanging="360"/>
+      </w:pPr>
+      <w:rPr>
+        <w:rFonts w:ascii="Wingdings" w:hAnsi="Wingdings" w:hint="default"/>
+        <w:sz w:val="20"/>
+      </w:rPr>
+    </w:lvl>
+    <w:lvl w:ilvl="4" w:tentative="1">
+      <w:start w:val="1"/>
+      <w:numFmt w:val="bullet"/>
+      <w:lvlText w:val=""/>
+      <w:lvlJc w:val="left"/>
+      <w:pPr>
+        <w:tabs>
+          <w:tab w:val="num" w:pos="3600"/>
+        </w:tabs>
+        <w:ind w:left="3600" w:hanging="360"/>
+      </w:pPr>
+      <w:rPr>
+        <w:rFonts w:ascii="Wingdings" w:hAnsi="Wingdings" w:hint="default"/>
+        <w:sz w:val="20"/>
+      </w:rPr>
+    </w:lvl>
+    <w:lvl w:ilvl="5" w:tentative="1">
+      <w:start w:val="1"/>
+      <w:numFmt w:val="bullet"/>
+      <w:lvlText w:val=""/>
+      <w:lvlJc w:val="left"/>
+      <w:pPr>
+        <w:tabs>
+          <w:tab w:val="num" w:pos="4320"/>
+        </w:tabs>
+        <w:ind w:left="4320" w:hanging="360"/>
+      </w:pPr>
+      <w:rPr>
+        <w:rFonts w:ascii="Wingdings" w:hAnsi="Wingdings" w:hint="default"/>
+        <w:sz w:val="20"/>
+      </w:rPr>
+    </w:lvl>
+    <w:lvl w:ilvl="6" w:tentative="1">
+      <w:start w:val="1"/>
+      <w:numFmt w:val="bullet"/>
+      <w:lvlText w:val=""/>
+      <w:lvlJc w:val="left"/>
+      <w:pPr>
+        <w:tabs>
+          <w:tab w:val="num" w:pos="5040"/>
+        </w:tabs>
+        <w:ind w:left="5040" w:hanging="360"/>
+      </w:pPr>
+      <w:rPr>
+        <w:rFonts w:ascii="Wingdings" w:hAnsi="Wingdings" w:hint="default"/>
+        <w:sz w:val="20"/>
+      </w:rPr>
+    </w:lvl>
+    <w:lvl w:ilvl="7" w:tentative="1">
+      <w:start w:val="1"/>
+      <w:numFmt w:val="bullet"/>
+      <w:lvlText w:val=""/>
+      <w:lvlJc w:val="left"/>
+      <w:pPr>
+        <w:tabs>
+          <w:tab w:val="num" w:pos="5760"/>
+        </w:tabs>
+        <w:ind w:left="5760" w:hanging="360"/>
+      </w:pPr>
+      <w:rPr>
+        <w:rFonts w:ascii="Wingdings" w:hAnsi="Wingdings" w:hint="default"/>
+        <w:sz w:val="20"/>
+      </w:rPr>
+    </w:lvl>
+    <w:lvl w:ilvl="8" w:tentative="1">
+      <w:start w:val="1"/>
+      <w:numFmt w:val="bullet"/>
+      <w:lvlText w:val=""/>
+      <w:lvlJc w:val="left"/>
+      <w:pPr>
+        <w:tabs>
+          <w:tab w:val="num" w:pos="6480"/>
+        </w:tabs>
+        <w:ind w:left="6480" w:hanging="360"/>
+      </w:pPr>
+      <w:rPr>
+        <w:rFonts w:ascii="Wingdings" w:hAnsi="Wingdings" w:hint="default"/>
+        <w:sz w:val="20"/>
+      </w:rPr>
+    </w:lvl>
+  </w:abstractNum>
+  <w:abstractNum w:abstractNumId="17" w15:restartNumberingAfterBreak="0">
     <w:nsid w:val="58533A37"/>
     <w:multiLevelType w:val="multilevel"/>
     <w:tmpl w:val="3894D526"/>
@@ -3361,7 +6339,7 @@
       </w:rPr>
     </w:lvl>
   </w:abstractNum>
-  <w:abstractNum w:abstractNumId="8" w15:restartNumberingAfterBreak="0">
+  <w:abstractNum w:abstractNumId="18" w15:restartNumberingAfterBreak="0">
     <w:nsid w:val="594C07C1"/>
     <w:multiLevelType w:val="multilevel"/>
     <w:tmpl w:val="4F409EF0"/>
@@ -3510,7 +6488,7 @@
       </w:rPr>
     </w:lvl>
   </w:abstractNum>
-  <w:abstractNum w:abstractNumId="9" w15:restartNumberingAfterBreak="0">
+  <w:abstractNum w:abstractNumId="19" w15:restartNumberingAfterBreak="0">
     <w:nsid w:val="59572ACD"/>
     <w:multiLevelType w:val="multilevel"/>
     <w:tmpl w:val="6E90F7CA"/>
@@ -3659,7 +6637,7 @@
       </w:rPr>
     </w:lvl>
   </w:abstractNum>
-  <w:abstractNum w:abstractNumId="10" w15:restartNumberingAfterBreak="0">
+  <w:abstractNum w:abstractNumId="20" w15:restartNumberingAfterBreak="0">
     <w:nsid w:val="5A8E30E9"/>
     <w:multiLevelType w:val="multilevel"/>
     <w:tmpl w:val="473E7ED4"/>
@@ -3808,7 +6786,7 @@
       </w:rPr>
     </w:lvl>
   </w:abstractNum>
-  <w:abstractNum w:abstractNumId="11" w15:restartNumberingAfterBreak="0">
+  <w:abstractNum w:abstractNumId="21" w15:restartNumberingAfterBreak="0">
     <w:nsid w:val="5AD737C3"/>
     <w:multiLevelType w:val="multilevel"/>
     <w:tmpl w:val="FF3C5F28"/>
@@ -3957,7 +6935,7 @@
       </w:rPr>
     </w:lvl>
   </w:abstractNum>
-  <w:abstractNum w:abstractNumId="12" w15:restartNumberingAfterBreak="0">
+  <w:abstractNum w:abstractNumId="22" w15:restartNumberingAfterBreak="0">
     <w:nsid w:val="5B2A1D1D"/>
     <w:multiLevelType w:val="multilevel"/>
     <w:tmpl w:val="46CEA750"/>
@@ -4106,7 +7084,7 @@
       </w:rPr>
     </w:lvl>
   </w:abstractNum>
-  <w:abstractNum w:abstractNumId="13" w15:restartNumberingAfterBreak="0">
+  <w:abstractNum w:abstractNumId="23" w15:restartNumberingAfterBreak="0">
     <w:nsid w:val="5BA040EE"/>
     <w:multiLevelType w:val="multilevel"/>
     <w:tmpl w:val="5A5E4CFE"/>
@@ -4227,7 +7205,7 @@
       </w:pPr>
     </w:lvl>
   </w:abstractNum>
-  <w:abstractNum w:abstractNumId="14" w15:restartNumberingAfterBreak="0">
+  <w:abstractNum w:abstractNumId="24" w15:restartNumberingAfterBreak="0">
     <w:nsid w:val="5E6B6D7E"/>
     <w:multiLevelType w:val="multilevel"/>
     <w:tmpl w:val="7BA25DD4"/>
@@ -4376,7 +7354,156 @@
       </w:rPr>
     </w:lvl>
   </w:abstractNum>
-  <w:abstractNum w:abstractNumId="15" w15:restartNumberingAfterBreak="0">
+  <w:abstractNum w:abstractNumId="25" w15:restartNumberingAfterBreak="0">
+    <w:nsid w:val="6AA3395B"/>
+    <w:multiLevelType w:val="multilevel"/>
+    <w:tmpl w:val="0F02181A"/>
+    <w:lvl w:ilvl="0">
+      <w:start w:val="1"/>
+      <w:numFmt w:val="bullet"/>
+      <w:lvlText w:val=""/>
+      <w:lvlJc w:val="left"/>
+      <w:pPr>
+        <w:tabs>
+          <w:tab w:val="num" w:pos="720"/>
+        </w:tabs>
+        <w:ind w:left="720" w:hanging="360"/>
+      </w:pPr>
+      <w:rPr>
+        <w:rFonts w:ascii="Symbol" w:hAnsi="Symbol" w:hint="default"/>
+        <w:sz w:val="20"/>
+      </w:rPr>
+    </w:lvl>
+    <w:lvl w:ilvl="1" w:tentative="1">
+      <w:start w:val="1"/>
+      <w:numFmt w:val="bullet"/>
+      <w:lvlText w:val="o"/>
+      <w:lvlJc w:val="left"/>
+      <w:pPr>
+        <w:tabs>
+          <w:tab w:val="num" w:pos="1440"/>
+        </w:tabs>
+        <w:ind w:left="1440" w:hanging="360"/>
+      </w:pPr>
+      <w:rPr>
+        <w:rFonts w:ascii="Courier New" w:hAnsi="Courier New" w:hint="default"/>
+        <w:sz w:val="20"/>
+      </w:rPr>
+    </w:lvl>
+    <w:lvl w:ilvl="2" w:tentative="1">
+      <w:start w:val="1"/>
+      <w:numFmt w:val="bullet"/>
+      <w:lvlText w:val=""/>
+      <w:lvlJc w:val="left"/>
+      <w:pPr>
+        <w:tabs>
+          <w:tab w:val="num" w:pos="2160"/>
+        </w:tabs>
+        <w:ind w:left="2160" w:hanging="360"/>
+      </w:pPr>
+      <w:rPr>
+        <w:rFonts w:ascii="Wingdings" w:hAnsi="Wingdings" w:hint="default"/>
+        <w:sz w:val="20"/>
+      </w:rPr>
+    </w:lvl>
+    <w:lvl w:ilvl="3" w:tentative="1">
+      <w:start w:val="1"/>
+      <w:numFmt w:val="bullet"/>
+      <w:lvlText w:val=""/>
+      <w:lvlJc w:val="left"/>
+      <w:pPr>
+        <w:tabs>
+          <w:tab w:val="num" w:pos="2880"/>
+        </w:tabs>
+        <w:ind w:left="2880" w:hanging="360"/>
+      </w:pPr>
+      <w:rPr>
+        <w:rFonts w:ascii="Wingdings" w:hAnsi="Wingdings" w:hint="default"/>
+        <w:sz w:val="20"/>
+      </w:rPr>
+    </w:lvl>
+    <w:lvl w:ilvl="4" w:tentative="1">
+      <w:start w:val="1"/>
+      <w:numFmt w:val="bullet"/>
+      <w:lvlText w:val=""/>
+      <w:lvlJc w:val="left"/>
+      <w:pPr>
+        <w:tabs>
+          <w:tab w:val="num" w:pos="3600"/>
+        </w:tabs>
+        <w:ind w:left="3600" w:hanging="360"/>
+      </w:pPr>
+      <w:rPr>
+        <w:rFonts w:ascii="Wingdings" w:hAnsi="Wingdings" w:hint="default"/>
+        <w:sz w:val="20"/>
+      </w:rPr>
+    </w:lvl>
+    <w:lvl w:ilvl="5" w:tentative="1">
+      <w:start w:val="1"/>
+      <w:numFmt w:val="bullet"/>
+      <w:lvlText w:val=""/>
+      <w:lvlJc w:val="left"/>
+      <w:pPr>
+        <w:tabs>
+          <w:tab w:val="num" w:pos="4320"/>
+        </w:tabs>
+        <w:ind w:left="4320" w:hanging="360"/>
+      </w:pPr>
+      <w:rPr>
+        <w:rFonts w:ascii="Wingdings" w:hAnsi="Wingdings" w:hint="default"/>
+        <w:sz w:val="20"/>
+      </w:rPr>
+    </w:lvl>
+    <w:lvl w:ilvl="6" w:tentative="1">
+      <w:start w:val="1"/>
+      <w:numFmt w:val="bullet"/>
+      <w:lvlText w:val=""/>
+      <w:lvlJc w:val="left"/>
+      <w:pPr>
+        <w:tabs>
+          <w:tab w:val="num" w:pos="5040"/>
+        </w:tabs>
+        <w:ind w:left="5040" w:hanging="360"/>
+      </w:pPr>
+      <w:rPr>
+        <w:rFonts w:ascii="Wingdings" w:hAnsi="Wingdings" w:hint="default"/>
+        <w:sz w:val="20"/>
+      </w:rPr>
+    </w:lvl>
+    <w:lvl w:ilvl="7" w:tentative="1">
+      <w:start w:val="1"/>
+      <w:numFmt w:val="bullet"/>
+      <w:lvlText w:val=""/>
+      <w:lvlJc w:val="left"/>
+      <w:pPr>
+        <w:tabs>
+          <w:tab w:val="num" w:pos="5760"/>
+        </w:tabs>
+        <w:ind w:left="5760" w:hanging="360"/>
+      </w:pPr>
+      <w:rPr>
+        <w:rFonts w:ascii="Wingdings" w:hAnsi="Wingdings" w:hint="default"/>
+        <w:sz w:val="20"/>
+      </w:rPr>
+    </w:lvl>
+    <w:lvl w:ilvl="8" w:tentative="1">
+      <w:start w:val="1"/>
+      <w:numFmt w:val="bullet"/>
+      <w:lvlText w:val=""/>
+      <w:lvlJc w:val="left"/>
+      <w:pPr>
+        <w:tabs>
+          <w:tab w:val="num" w:pos="6480"/>
+        </w:tabs>
+        <w:ind w:left="6480" w:hanging="360"/>
+      </w:pPr>
+      <w:rPr>
+        <w:rFonts w:ascii="Wingdings" w:hAnsi="Wingdings" w:hint="default"/>
+        <w:sz w:val="20"/>
+      </w:rPr>
+    </w:lvl>
+  </w:abstractNum>
+  <w:abstractNum w:abstractNumId="26" w15:restartNumberingAfterBreak="0">
     <w:nsid w:val="78CC798A"/>
     <w:multiLevelType w:val="multilevel"/>
     <w:tmpl w:val="100E3F60"/>
@@ -4525,7 +7652,7 @@
       </w:rPr>
     </w:lvl>
   </w:abstractNum>
-  <w:abstractNum w:abstractNumId="16" w15:restartNumberingAfterBreak="0">
+  <w:abstractNum w:abstractNumId="27" w15:restartNumberingAfterBreak="0">
     <w:nsid w:val="7A420772"/>
     <w:multiLevelType w:val="multilevel"/>
     <w:tmpl w:val="BB448E32"/>
@@ -4674,56 +7801,241 @@
       </w:rPr>
     </w:lvl>
   </w:abstractNum>
+  <w:abstractNum w:abstractNumId="28" w15:restartNumberingAfterBreak="0">
+    <w:nsid w:val="7A950878"/>
+    <w:multiLevelType w:val="multilevel"/>
+    <w:tmpl w:val="219A944C"/>
+    <w:lvl w:ilvl="0">
+      <w:start w:val="1"/>
+      <w:numFmt w:val="bullet"/>
+      <w:lvlText w:val=""/>
+      <w:lvlJc w:val="left"/>
+      <w:pPr>
+        <w:tabs>
+          <w:tab w:val="num" w:pos="720"/>
+        </w:tabs>
+        <w:ind w:left="720" w:hanging="360"/>
+      </w:pPr>
+      <w:rPr>
+        <w:rFonts w:ascii="Symbol" w:hAnsi="Symbol" w:hint="default"/>
+        <w:sz w:val="20"/>
+      </w:rPr>
+    </w:lvl>
+    <w:lvl w:ilvl="1" w:tentative="1">
+      <w:start w:val="1"/>
+      <w:numFmt w:val="bullet"/>
+      <w:lvlText w:val="o"/>
+      <w:lvlJc w:val="left"/>
+      <w:pPr>
+        <w:tabs>
+          <w:tab w:val="num" w:pos="1440"/>
+        </w:tabs>
+        <w:ind w:left="1440" w:hanging="360"/>
+      </w:pPr>
+      <w:rPr>
+        <w:rFonts w:ascii="Courier New" w:hAnsi="Courier New" w:hint="default"/>
+        <w:sz w:val="20"/>
+      </w:rPr>
+    </w:lvl>
+    <w:lvl w:ilvl="2" w:tentative="1">
+      <w:start w:val="1"/>
+      <w:numFmt w:val="bullet"/>
+      <w:lvlText w:val=""/>
+      <w:lvlJc w:val="left"/>
+      <w:pPr>
+        <w:tabs>
+          <w:tab w:val="num" w:pos="2160"/>
+        </w:tabs>
+        <w:ind w:left="2160" w:hanging="360"/>
+      </w:pPr>
+      <w:rPr>
+        <w:rFonts w:ascii="Wingdings" w:hAnsi="Wingdings" w:hint="default"/>
+        <w:sz w:val="20"/>
+      </w:rPr>
+    </w:lvl>
+    <w:lvl w:ilvl="3" w:tentative="1">
+      <w:start w:val="1"/>
+      <w:numFmt w:val="bullet"/>
+      <w:lvlText w:val=""/>
+      <w:lvlJc w:val="left"/>
+      <w:pPr>
+        <w:tabs>
+          <w:tab w:val="num" w:pos="2880"/>
+        </w:tabs>
+        <w:ind w:left="2880" w:hanging="360"/>
+      </w:pPr>
+      <w:rPr>
+        <w:rFonts w:ascii="Wingdings" w:hAnsi="Wingdings" w:hint="default"/>
+        <w:sz w:val="20"/>
+      </w:rPr>
+    </w:lvl>
+    <w:lvl w:ilvl="4" w:tentative="1">
+      <w:start w:val="1"/>
+      <w:numFmt w:val="bullet"/>
+      <w:lvlText w:val=""/>
+      <w:lvlJc w:val="left"/>
+      <w:pPr>
+        <w:tabs>
+          <w:tab w:val="num" w:pos="3600"/>
+        </w:tabs>
+        <w:ind w:left="3600" w:hanging="360"/>
+      </w:pPr>
+      <w:rPr>
+        <w:rFonts w:ascii="Wingdings" w:hAnsi="Wingdings" w:hint="default"/>
+        <w:sz w:val="20"/>
+      </w:rPr>
+    </w:lvl>
+    <w:lvl w:ilvl="5" w:tentative="1">
+      <w:start w:val="1"/>
+      <w:numFmt w:val="bullet"/>
+      <w:lvlText w:val=""/>
+      <w:lvlJc w:val="left"/>
+      <w:pPr>
+        <w:tabs>
+          <w:tab w:val="num" w:pos="4320"/>
+        </w:tabs>
+        <w:ind w:left="4320" w:hanging="360"/>
+      </w:pPr>
+      <w:rPr>
+        <w:rFonts w:ascii="Wingdings" w:hAnsi="Wingdings" w:hint="default"/>
+        <w:sz w:val="20"/>
+      </w:rPr>
+    </w:lvl>
+    <w:lvl w:ilvl="6" w:tentative="1">
+      <w:start w:val="1"/>
+      <w:numFmt w:val="bullet"/>
+      <w:lvlText w:val=""/>
+      <w:lvlJc w:val="left"/>
+      <w:pPr>
+        <w:tabs>
+          <w:tab w:val="num" w:pos="5040"/>
+        </w:tabs>
+        <w:ind w:left="5040" w:hanging="360"/>
+      </w:pPr>
+      <w:rPr>
+        <w:rFonts w:ascii="Wingdings" w:hAnsi="Wingdings" w:hint="default"/>
+        <w:sz w:val="20"/>
+      </w:rPr>
+    </w:lvl>
+    <w:lvl w:ilvl="7" w:tentative="1">
+      <w:start w:val="1"/>
+      <w:numFmt w:val="bullet"/>
+      <w:lvlText w:val=""/>
+      <w:lvlJc w:val="left"/>
+      <w:pPr>
+        <w:tabs>
+          <w:tab w:val="num" w:pos="5760"/>
+        </w:tabs>
+        <w:ind w:left="5760" w:hanging="360"/>
+      </w:pPr>
+      <w:rPr>
+        <w:rFonts w:ascii="Wingdings" w:hAnsi="Wingdings" w:hint="default"/>
+        <w:sz w:val="20"/>
+      </w:rPr>
+    </w:lvl>
+    <w:lvl w:ilvl="8" w:tentative="1">
+      <w:start w:val="1"/>
+      <w:numFmt w:val="bullet"/>
+      <w:lvlText w:val=""/>
+      <w:lvlJc w:val="left"/>
+      <w:pPr>
+        <w:tabs>
+          <w:tab w:val="num" w:pos="6480"/>
+        </w:tabs>
+        <w:ind w:left="6480" w:hanging="360"/>
+      </w:pPr>
+      <w:rPr>
+        <w:rFonts w:ascii="Wingdings" w:hAnsi="Wingdings" w:hint="default"/>
+        <w:sz w:val="20"/>
+      </w:rPr>
+    </w:lvl>
+  </w:abstractNum>
   <w:num w:numId="1" w16cid:durableId="169295684">
+    <w:abstractNumId w:val="22"/>
+  </w:num>
+  <w:num w:numId="2" w16cid:durableId="222178950">
+    <w:abstractNumId w:val="24"/>
+  </w:num>
+  <w:num w:numId="3" w16cid:durableId="283191674">
+    <w:abstractNumId w:val="6"/>
+  </w:num>
+  <w:num w:numId="4" w16cid:durableId="1599024810">
     <w:abstractNumId w:val="12"/>
   </w:num>
-  <w:num w:numId="2" w16cid:durableId="222178950">
+  <w:num w:numId="5" w16cid:durableId="78449757">
+    <w:abstractNumId w:val="23"/>
+  </w:num>
+  <w:num w:numId="6" w16cid:durableId="1307202020">
+    <w:abstractNumId w:val="27"/>
+  </w:num>
+  <w:num w:numId="7" w16cid:durableId="1572428354">
+    <w:abstractNumId w:val="17"/>
+  </w:num>
+  <w:num w:numId="8" w16cid:durableId="1625388521">
+    <w:abstractNumId w:val="19"/>
+  </w:num>
+  <w:num w:numId="9" w16cid:durableId="801078428">
+    <w:abstractNumId w:val="13"/>
+  </w:num>
+  <w:num w:numId="10" w16cid:durableId="209732337">
+    <w:abstractNumId w:val="15"/>
+  </w:num>
+  <w:num w:numId="11" w16cid:durableId="1915427052">
+    <w:abstractNumId w:val="18"/>
+  </w:num>
+  <w:num w:numId="12" w16cid:durableId="185798853">
+    <w:abstractNumId w:val="21"/>
+  </w:num>
+  <w:num w:numId="13" w16cid:durableId="1205287257">
+    <w:abstractNumId w:val="3"/>
+  </w:num>
+  <w:num w:numId="14" w16cid:durableId="73627231">
+    <w:abstractNumId w:val="20"/>
+  </w:num>
+  <w:num w:numId="15" w16cid:durableId="1795175190">
+    <w:abstractNumId w:val="26"/>
+  </w:num>
+  <w:num w:numId="16" w16cid:durableId="235482896">
+    <w:abstractNumId w:val="8"/>
+  </w:num>
+  <w:num w:numId="17" w16cid:durableId="1294210521">
+    <w:abstractNumId w:val="10"/>
+  </w:num>
+  <w:num w:numId="18" w16cid:durableId="1172835641">
     <w:abstractNumId w:val="14"/>
   </w:num>
-  <w:num w:numId="3" w16cid:durableId="283191674">
+  <w:num w:numId="19" w16cid:durableId="1262176488">
+    <w:abstractNumId w:val="0"/>
+  </w:num>
+  <w:num w:numId="20" w16cid:durableId="679428862">
+    <w:abstractNumId w:val="9"/>
+  </w:num>
+  <w:num w:numId="21" w16cid:durableId="1342469192">
+    <w:abstractNumId w:val="16"/>
+  </w:num>
+  <w:num w:numId="22" w16cid:durableId="1765954178">
+    <w:abstractNumId w:val="11"/>
+  </w:num>
+  <w:num w:numId="23" w16cid:durableId="45616495">
+    <w:abstractNumId w:val="2"/>
+  </w:num>
+  <w:num w:numId="24" w16cid:durableId="1396665061">
+    <w:abstractNumId w:val="28"/>
+  </w:num>
+  <w:num w:numId="25" w16cid:durableId="1813057016">
+    <w:abstractNumId w:val="7"/>
+  </w:num>
+  <w:num w:numId="26" w16cid:durableId="516307337">
+    <w:abstractNumId w:val="5"/>
+  </w:num>
+  <w:num w:numId="27" w16cid:durableId="739331639">
     <w:abstractNumId w:val="1"/>
   </w:num>
-  <w:num w:numId="4" w16cid:durableId="1599024810">
+  <w:num w:numId="28" w16cid:durableId="1884100672">
+    <w:abstractNumId w:val="25"/>
+  </w:num>
+  <w:num w:numId="29" w16cid:durableId="128473727">
     <w:abstractNumId w:val="4"/>
-  </w:num>
-  <w:num w:numId="5" w16cid:durableId="78449757">
-    <w:abstractNumId w:val="13"/>
-  </w:num>
-  <w:num w:numId="6" w16cid:durableId="1307202020">
-    <w:abstractNumId w:val="16"/>
-  </w:num>
-  <w:num w:numId="7" w16cid:durableId="1572428354">
-    <w:abstractNumId w:val="7"/>
-  </w:num>
-  <w:num w:numId="8" w16cid:durableId="1625388521">
-    <w:abstractNumId w:val="9"/>
-  </w:num>
-  <w:num w:numId="9" w16cid:durableId="801078428">
-    <w:abstractNumId w:val="5"/>
-  </w:num>
-  <w:num w:numId="10" w16cid:durableId="209732337">
-    <w:abstractNumId w:val="6"/>
-  </w:num>
-  <w:num w:numId="11" w16cid:durableId="1915427052">
-    <w:abstractNumId w:val="8"/>
-  </w:num>
-  <w:num w:numId="12" w16cid:durableId="185798853">
-    <w:abstractNumId w:val="11"/>
-  </w:num>
-  <w:num w:numId="13" w16cid:durableId="1205287257">
-    <w:abstractNumId w:val="0"/>
-  </w:num>
-  <w:num w:numId="14" w16cid:durableId="73627231">
-    <w:abstractNumId w:val="10"/>
-  </w:num>
-  <w:num w:numId="15" w16cid:durableId="1795175190">
-    <w:abstractNumId w:val="15"/>
-  </w:num>
-  <w:num w:numId="16" w16cid:durableId="235482896">
-    <w:abstractNumId w:val="2"/>
-  </w:num>
-  <w:num w:numId="17" w16cid:durableId="1294210521">
-    <w:abstractNumId w:val="3"/>
   </w:num>
 </w:numbering>
 </file>
@@ -5331,7 +8643,6 @@
   <w:style w:type="character" w:default="1" w:styleId="DefaultParagraphFont">
     <w:name w:val="Default Paragraph Font"/>
     <w:uiPriority w:val="1"/>
-    <w:semiHidden/>
     <w:unhideWhenUsed/>
   </w:style>
   <w:style w:type="table" w:default="1" w:styleId="TableNormal">
